--- a/07_SCI_TUST/Chapter00_總綱/01_圖表總覽.docx
+++ b/07_SCI_TUST/Chapter00_總綱/01_圖表總覽.docx
@@ -9,7 +9,69 @@
           <w:b/>
           <w:sz w:val="32"/>
         </w:rPr>
-        <w:t>全文圖表總覽（15 圖＋5 表；上限 16 圖）</w:t>
+        <w:t>全文圖表總覽 v2（15 圖＋5 表；上限 16）</w:t>
+      </w:r>
+    </w:p>
+    <w:p>
+      <w:r>
+        <w:rPr>
+          <w:rFonts w:ascii="Times New Roman" w:hAnsi="Times New Roman" w:eastAsia="標楷體"/>
+          <w:b w:val="0"/>
+          <w:sz w:val="22"/>
+        </w:rPr>
+        <w:t xml:space="preserve">更新：依 </w:t>
+      </w:r>
+      <w:r>
+        <w:rPr>
+          <w:rFonts w:ascii="Times New Roman" w:hAnsi="Times New Roman" w:eastAsia="標楷體"/>
+          <w:b w:val="0"/>
+          <w:color w:val="1F4EC8"/>
+          <w:sz w:val="22"/>
+        </w:rPr>
+        <w:t>(Zhang et al., 2025)</w:t>
+      </w:r>
+      <w:r>
+        <w:rPr>
+          <w:rFonts w:ascii="Times New Roman" w:hAnsi="Times New Roman" w:eastAsia="標楷體"/>
+          <w:b w:val="0"/>
+          <w:sz w:val="22"/>
+        </w:rPr>
+        <w:t xml:space="preserve"> 的文獻系譜時間軸戰法（Fig.1 終點紅字 This work、審稿人 10 秒看懂定位），建議 </w:t>
+      </w:r>
+      <w:r>
+        <w:rPr>
+          <w:rFonts w:ascii="Times New Roman" w:hAnsi="Times New Roman" w:eastAsia="標楷體"/>
+          <w:b w:val="0"/>
+          <w:color w:val="C00000"/>
+          <w:sz w:val="22"/>
+        </w:rPr>
+        <w:t>圖4</w:t>
+      </w:r>
+      <w:r>
+        <w:rPr>
+          <w:rFonts w:ascii="Times New Roman" w:hAnsi="Times New Roman" w:eastAsia="標楷體"/>
+          <w:b w:val="0"/>
+          <w:sz w:val="22"/>
+        </w:rPr>
+        <w:t xml:space="preserve"> 增加系譜面板：連續體潛變→非連續 DEM→水力耦合→跨尺度 FDM-DEM（This work）。</w:t>
+      </w:r>
+      <w:r>
+        <w:rPr>
+          <w:rFonts w:ascii="Times New Roman" w:hAnsi="Times New Roman" w:eastAsia="標楷體"/>
+          <w:b w:val="0"/>
+          <w:sz w:val="22"/>
+        </w:rPr>
+        <w:t xml:space="preserve">　</w:t>
+      </w:r>
+      <w:r>
+        <w:rPr>
+          <w:rFonts w:ascii="Times New Roman" w:hAnsi="Times New Roman" w:eastAsia="標楷體"/>
+          <w:b w:val="0"/>
+          <w:color w:val="000000"/>
+          <w:sz w:val="20"/>
+          <w:highlight w:val="yellow"/>
+        </w:rPr>
+        <w:t>【重點：系譜圖＝前言的視覺化，強烈建議採用】</w:t>
       </w:r>
     </w:p>
     <w:tbl>
@@ -19,15 +81,14 @@
         <w:tblLook w:firstColumn="1" w:firstRow="1" w:lastColumn="0" w:lastRow="0" w:noHBand="0" w:noVBand="1" w:val="04A0"/>
       </w:tblPr>
       <w:tblGrid>
-        <w:gridCol w:w="2160"/>
-        <w:gridCol w:w="2160"/>
-        <w:gridCol w:w="2160"/>
-        <w:gridCol w:w="2160"/>
+        <w:gridCol w:w="2880"/>
+        <w:gridCol w:w="2880"/>
+        <w:gridCol w:w="2880"/>
       </w:tblGrid>
       <w:tr>
         <w:tc>
           <w:tcPr>
-            <w:tcW w:type="dxa" w:w="2160"/>
+            <w:tcW w:type="dxa" w:w="2880"/>
           </w:tcPr>
           <w:p>
             <w:r/>
@@ -43,7 +104,7 @@
         </w:tc>
         <w:tc>
           <w:tcPr>
-            <w:tcW w:type="dxa" w:w="2160"/>
+            <w:tcW w:type="dxa" w:w="2880"/>
           </w:tcPr>
           <w:p>
             <w:r/>
@@ -59,7 +120,7 @@
         </w:tc>
         <w:tc>
           <w:tcPr>
-            <w:tcW w:type="dxa" w:w="2160"/>
+            <w:tcW w:type="dxa" w:w="2880"/>
           </w:tcPr>
           <w:p>
             <w:r/>
@@ -73,27 +134,28 @@
             </w:r>
           </w:p>
         </w:tc>
+      </w:tr>
+      <w:tr>
         <w:tc>
           <w:tcPr>
-            <w:tcW w:type="dxa" w:w="2160"/>
+            <w:tcW w:type="dxa" w:w="2880"/>
           </w:tcPr>
           <w:p>
             <w:r/>
             <w:r>
               <w:rPr>
                 <w:rFonts w:ascii="Times New Roman" w:hAnsi="Times New Roman" w:eastAsia="標楷體"/>
-                <w:b/>
-                <w:sz w:val="22"/>
+                <w:b w:val="0"/>
+                <w:color w:val="C00000"/>
+                <w:sz w:val="21"/>
               </w:rPr>
-              <w:t>狀態</w:t>
+              <w:t>圖1</w:t>
             </w:r>
           </w:p>
         </w:tc>
-      </w:tr>
-      <w:tr>
         <w:tc>
           <w:tcPr>
-            <w:tcW w:type="dxa" w:w="2160"/>
+            <w:tcW w:type="dxa" w:w="2880"/>
           </w:tcPr>
           <w:p>
             <w:r/>
@@ -103,13 +165,13 @@
                 <w:b w:val="0"/>
                 <w:sz w:val="21"/>
               </w:rPr>
-              <w:t>Fig 1</w:t>
+              <w:t>場址與案例綜覽（林鐵×曲線隧道×坡地）</w:t>
             </w:r>
           </w:p>
         </w:tc>
         <w:tc>
           <w:tcPr>
-            <w:tcW w:type="dxa" w:w="2160"/>
+            <w:tcW w:type="dxa" w:w="2880"/>
           </w:tcPr>
           <w:p>
             <w:r/>
@@ -119,13 +181,32 @@
                 <w:b w:val="0"/>
                 <w:sz w:val="21"/>
               </w:rPr>
-              <w:t>場址與案例綜覽：林鐵×曲線隧道×坡地系統空間關係</w:t>
+              <w:t>附圖95+96＋App5；新繪</w:t>
+            </w:r>
+          </w:p>
+        </w:tc>
+      </w:tr>
+      <w:tr>
+        <w:tc>
+          <w:tcPr>
+            <w:tcW w:type="dxa" w:w="2880"/>
+          </w:tcPr>
+          <w:p>
+            <w:r/>
+            <w:r>
+              <w:rPr>
+                <w:rFonts w:ascii="Times New Roman" w:hAnsi="Times New Roman" w:eastAsia="標楷體"/>
+                <w:b w:val="0"/>
+                <w:color w:val="C00000"/>
+                <w:sz w:val="21"/>
+              </w:rPr>
+              <w:t>圖2</w:t>
             </w:r>
           </w:p>
         </w:tc>
         <w:tc>
           <w:tcPr>
-            <w:tcW w:type="dxa" w:w="2160"/>
+            <w:tcW w:type="dxa" w:w="2880"/>
           </w:tcPr>
           <w:p>
             <w:r/>
@@ -135,13 +216,13 @@
                 <w:b w:val="0"/>
                 <w:sz w:val="21"/>
               </w:rPr>
-              <w:t>附圖95 圈繪＋附圖96 剖面＋App5 幾何</w:t>
+              <w:t>#46 現地病徵時序（三期展開圖＋裂縫照片＋裂縫計）</w:t>
             </w:r>
           </w:p>
         </w:tc>
         <w:tc>
           <w:tcPr>
-            <w:tcW w:type="dxa" w:w="2160"/>
+            <w:tcW w:type="dxa" w:w="2880"/>
           </w:tcPr>
           <w:p>
             <w:r/>
@@ -151,7 +232,7 @@
                 <w:b w:val="0"/>
                 <w:sz w:val="21"/>
               </w:rPr>
-              <w:t>新繪</w:t>
+              <w:t>附圖93/97/100-102；重組英化</w:t>
             </w:r>
           </w:p>
         </w:tc>
@@ -159,7 +240,24 @@
       <w:tr>
         <w:tc>
           <w:tcPr>
-            <w:tcW w:type="dxa" w:w="2160"/>
+            <w:tcW w:type="dxa" w:w="2880"/>
+          </w:tcPr>
+          <w:p>
+            <w:r/>
+            <w:r>
+              <w:rPr>
+                <w:rFonts w:ascii="Times New Roman" w:hAnsi="Times New Roman" w:eastAsia="標楷體"/>
+                <w:b w:val="0"/>
+                <w:color w:val="C00000"/>
+                <w:sz w:val="21"/>
+              </w:rPr>
+              <w:t>圖3</w:t>
+            </w:r>
+          </w:p>
+        </w:tc>
+        <w:tc>
+          <w:tcPr>
+            <w:tcW w:type="dxa" w:w="2880"/>
           </w:tcPr>
           <w:p>
             <w:r/>
@@ -169,13 +267,13 @@
                 <w:b w:val="0"/>
                 <w:sz w:val="21"/>
               </w:rPr>
-              <w:t>Fig 2</w:t>
+              <w:t>水文驅動（水位計年擺幅→W 面家族→情境）</w:t>
             </w:r>
           </w:p>
         </w:tc>
         <w:tc>
           <w:tcPr>
-            <w:tcW w:type="dxa" w:w="2160"/>
+            <w:tcW w:type="dxa" w:w="2880"/>
           </w:tcPr>
           <w:p>
             <w:r/>
@@ -185,13 +283,32 @@
                 <w:b w:val="0"/>
                 <w:sz w:val="21"/>
               </w:rPr>
-              <w:t>#46 現地病徵時序：三期展開圖＋裂縫照片＋裂縫計緩剪</w:t>
+              <w:t>碩論表4-1＋擬合；⚖需主報告時序</w:t>
+            </w:r>
+          </w:p>
+        </w:tc>
+      </w:tr>
+      <w:tr>
+        <w:tc>
+          <w:tcPr>
+            <w:tcW w:type="dxa" w:w="2880"/>
+          </w:tcPr>
+          <w:p>
+            <w:r/>
+            <w:r>
+              <w:rPr>
+                <w:rFonts w:ascii="Times New Roman" w:hAnsi="Times New Roman" w:eastAsia="標楷體"/>
+                <w:b w:val="0"/>
+                <w:color w:val="C00000"/>
+                <w:sz w:val="21"/>
+              </w:rPr>
+              <w:t>圖4</w:t>
             </w:r>
           </w:p>
         </w:tc>
         <w:tc>
           <w:tcPr>
-            <w:tcW w:type="dxa" w:w="2160"/>
+            <w:tcW w:type="dxa" w:w="2880"/>
           </w:tcPr>
           <w:p>
             <w:r/>
@@ -201,13 +318,13 @@
                 <w:b w:val="0"/>
                 <w:sz w:val="21"/>
               </w:rPr>
-              <w:t>附圖93/97/100–102＋裂縫計</w:t>
+              <w:t>跨尺度方法流程＋資料傳遞＋文獻系譜面板（This work）</w:t>
             </w:r>
           </w:p>
         </w:tc>
         <w:tc>
           <w:tcPr>
-            <w:tcW w:type="dxa" w:w="2160"/>
+            <w:tcW w:type="dxa" w:w="2880"/>
           </w:tcPr>
           <w:p>
             <w:r/>
@@ -217,7 +334,7 @@
                 <w:b w:val="0"/>
                 <w:sz w:val="21"/>
               </w:rPr>
-              <w:t>重組英化</w:t>
+              <w:t>圖5-01 擴充＋新系譜面板</w:t>
             </w:r>
           </w:p>
         </w:tc>
@@ -225,7 +342,7 @@
       <w:tr>
         <w:tc>
           <w:tcPr>
-            <w:tcW w:type="dxa" w:w="2160"/>
+            <w:tcW w:type="dxa" w:w="2880"/>
           </w:tcPr>
           <w:p>
             <w:r/>
@@ -233,147 +350,16 @@
               <w:rPr>
                 <w:rFonts w:ascii="Times New Roman" w:hAnsi="Times New Roman" w:eastAsia="標楷體"/>
                 <w:b w:val="0"/>
+                <w:color w:val="C00000"/>
                 <w:sz w:val="21"/>
               </w:rPr>
-              <w:t>Fig 3</w:t>
+              <w:t>圖5</w:t>
             </w:r>
           </w:p>
         </w:tc>
         <w:tc>
           <w:tcPr>
-            <w:tcW w:type="dxa" w:w="2160"/>
-          </w:tcPr>
-          <w:p>
-            <w:r/>
-            <w:r>
-              <w:rPr>
-                <w:rFonts w:ascii="Times New Roman" w:hAnsi="Times New Roman" w:eastAsia="標楷體"/>
-                <w:b w:val="0"/>
-                <w:sz w:val="21"/>
-              </w:rPr>
-              <w:t>水文驅動：水位計年擺幅→W 面家族→模擬情境</w:t>
-            </w:r>
-          </w:p>
-        </w:tc>
-        <w:tc>
-          <w:tcPr>
-            <w:tcW w:type="dxa" w:w="2160"/>
-          </w:tcPr>
-          <w:p>
-            <w:r/>
-            <w:r>
-              <w:rPr>
-                <w:rFonts w:ascii="Times New Roman" w:hAnsi="Times New Roman" w:eastAsia="標楷體"/>
-                <w:b w:val="0"/>
-                <w:sz w:val="21"/>
-              </w:rPr>
-              <w:t>碩論表4-1＋擬合圖（⚖需主報告時序）</w:t>
-            </w:r>
-          </w:p>
-        </w:tc>
-        <w:tc>
-          <w:tcPr>
-            <w:tcW w:type="dxa" w:w="2160"/>
-          </w:tcPr>
-          <w:p>
-            <w:r/>
-            <w:r>
-              <w:rPr>
-                <w:rFonts w:ascii="Times New Roman" w:hAnsi="Times New Roman" w:eastAsia="標楷體"/>
-                <w:b w:val="0"/>
-                <w:sz w:val="21"/>
-              </w:rPr>
-              <w:t>改繪</w:t>
-            </w:r>
-          </w:p>
-        </w:tc>
-      </w:tr>
-      <w:tr>
-        <w:tc>
-          <w:tcPr>
-            <w:tcW w:type="dxa" w:w="2160"/>
-          </w:tcPr>
-          <w:p>
-            <w:r/>
-            <w:r>
-              <w:rPr>
-                <w:rFonts w:ascii="Times New Roman" w:hAnsi="Times New Roman" w:eastAsia="標楷體"/>
-                <w:b w:val="0"/>
-                <w:sz w:val="21"/>
-              </w:rPr>
-              <w:t>Fig 4</w:t>
-            </w:r>
-          </w:p>
-        </w:tc>
-        <w:tc>
-          <w:tcPr>
-            <w:tcW w:type="dxa" w:w="2160"/>
-          </w:tcPr>
-          <w:p>
-            <w:r/>
-            <w:r>
-              <w:rPr>
-                <w:rFonts w:ascii="Times New Roman" w:hAnsi="Times New Roman" w:eastAsia="標楷體"/>
-                <w:b w:val="0"/>
-                <w:sz w:val="21"/>
-              </w:rPr>
-              <w:t>跨尺度方法流程＋資料傳遞（虛線預告 D→E）</w:t>
-            </w:r>
-          </w:p>
-        </w:tc>
-        <w:tc>
-          <w:tcPr>
-            <w:tcW w:type="dxa" w:w="2160"/>
-          </w:tcPr>
-          <w:p>
-            <w:r/>
-            <w:r>
-              <w:rPr>
-                <w:rFonts w:ascii="Times New Roman" w:hAnsi="Times New Roman" w:eastAsia="標楷體"/>
-                <w:b w:val="0"/>
-                <w:sz w:val="21"/>
-              </w:rPr>
-              <w:t>圖5-01 擴充</w:t>
-            </w:r>
-          </w:p>
-        </w:tc>
-        <w:tc>
-          <w:tcPr>
-            <w:tcW w:type="dxa" w:w="2160"/>
-          </w:tcPr>
-          <w:p>
-            <w:r/>
-            <w:r>
-              <w:rPr>
-                <w:rFonts w:ascii="Times New Roman" w:hAnsi="Times New Roman" w:eastAsia="標楷體"/>
-                <w:b w:val="0"/>
-                <w:sz w:val="21"/>
-              </w:rPr>
-              <w:t>改造</w:t>
-            </w:r>
-          </w:p>
-        </w:tc>
-      </w:tr>
-      <w:tr>
-        <w:tc>
-          <w:tcPr>
-            <w:tcW w:type="dxa" w:w="2160"/>
-          </w:tcPr>
-          <w:p>
-            <w:r/>
-            <w:r>
-              <w:rPr>
-                <w:rFonts w:ascii="Times New Roman" w:hAnsi="Times New Roman" w:eastAsia="標楷體"/>
-                <w:b w:val="0"/>
-                <w:sz w:val="21"/>
-              </w:rPr>
-              <w:t>Fig 5</w:t>
-            </w:r>
-          </w:p>
-        </w:tc>
-        <w:tc>
-          <w:tcPr>
-            <w:tcW w:type="dxa" w:w="2160"/>
+            <w:tcW w:type="dxa" w:w="2880"/>
           </w:tcPr>
           <w:p>
             <w:r/>
@@ -389,7 +375,7 @@
         </w:tc>
         <w:tc>
           <w:tcPr>
-            <w:tcW w:type="dxa" w:w="2160"/>
+            <w:tcW w:type="dxa" w:w="2880"/>
           </w:tcPr>
           <w:p>
             <w:r/>
@@ -403,9 +389,28 @@
             </w:r>
           </w:p>
         </w:tc>
+      </w:tr>
+      <w:tr>
         <w:tc>
           <w:tcPr>
-            <w:tcW w:type="dxa" w:w="2160"/>
+            <w:tcW w:type="dxa" w:w="2880"/>
+          </w:tcPr>
+          <w:p>
+            <w:r/>
+            <w:r>
+              <w:rPr>
+                <w:rFonts w:ascii="Times New Roman" w:hAnsi="Times New Roman" w:eastAsia="標楷體"/>
+                <w:b w:val="0"/>
+                <w:color w:val="C00000"/>
+                <w:sz w:val="21"/>
+              </w:rPr>
+              <w:t>圖6</w:t>
+            </w:r>
+          </w:p>
+        </w:tc>
+        <w:tc>
+          <w:tcPr>
+            <w:tcW w:type="dxa" w:w="2880"/>
           </w:tcPr>
           <w:p>
             <w:r/>
@@ -415,15 +420,13 @@
                 <w:b w:val="0"/>
                 <w:sz w:val="21"/>
               </w:rPr>
-              <w:t>合併</w:t>
+              <w:t>τ-p 門檻機制（濕季應力雲移入門檻帶）</w:t>
             </w:r>
           </w:p>
         </w:tc>
-      </w:tr>
-      <w:tr>
         <w:tc>
           <w:tcPr>
-            <w:tcW w:type="dxa" w:w="2160"/>
+            <w:tcW w:type="dxa" w:w="2880"/>
           </w:tcPr>
           <w:p>
             <w:r/>
@@ -433,13 +436,32 @@
                 <w:b w:val="0"/>
                 <w:sz w:val="21"/>
               </w:rPr>
-              <w:t>Fig 6</w:t>
+              <w:t>圖5-14 現成</w:t>
+            </w:r>
+          </w:p>
+        </w:tc>
+      </w:tr>
+      <w:tr>
+        <w:tc>
+          <w:tcPr>
+            <w:tcW w:type="dxa" w:w="2880"/>
+          </w:tcPr>
+          <w:p>
+            <w:r/>
+            <w:r>
+              <w:rPr>
+                <w:rFonts w:ascii="Times New Roman" w:hAnsi="Times New Roman" w:eastAsia="標楷體"/>
+                <w:b w:val="0"/>
+                <w:color w:val="C00000"/>
+                <w:sz w:val="21"/>
+              </w:rPr>
+              <w:t>圖7</w:t>
             </w:r>
           </w:p>
         </w:tc>
         <w:tc>
           <w:tcPr>
-            <w:tcW w:type="dxa" w:w="2160"/>
+            <w:tcW w:type="dxa" w:w="2880"/>
           </w:tcPr>
           <w:p>
             <w:r/>
@@ -449,79 +471,13 @@
                 <w:b w:val="0"/>
                 <w:sz w:val="21"/>
               </w:rPr>
-              <w:t>τ-p 門檻機制：濕季應力雲移入門檻帶</w:t>
+              <w:t>門檻活化演化（乾衰減→雨爆發→退凍結）</w:t>
             </w:r>
           </w:p>
         </w:tc>
         <w:tc>
           <w:tcPr>
-            <w:tcW w:type="dxa" w:w="2160"/>
-          </w:tcPr>
-          <w:p>
-            <w:r/>
-            <w:r>
-              <w:rPr>
-                <w:rFonts w:ascii="Times New Roman" w:hAnsi="Times New Roman" w:eastAsia="標楷體"/>
-                <w:b w:val="0"/>
-                <w:sz w:val="21"/>
-              </w:rPr>
-              <w:t>圖5-14</w:t>
-            </w:r>
-          </w:p>
-        </w:tc>
-        <w:tc>
-          <w:tcPr>
-            <w:tcW w:type="dxa" w:w="2160"/>
-          </w:tcPr>
-          <w:p>
-            <w:r/>
-            <w:r>
-              <w:rPr>
-                <w:rFonts w:ascii="Times New Roman" w:hAnsi="Times New Roman" w:eastAsia="標楷體"/>
-                <w:b w:val="0"/>
-                <w:sz w:val="21"/>
-              </w:rPr>
-              <w:t>現成</w:t>
-            </w:r>
-          </w:p>
-        </w:tc>
-      </w:tr>
-      <w:tr>
-        <w:tc>
-          <w:tcPr>
-            <w:tcW w:type="dxa" w:w="2160"/>
-          </w:tcPr>
-          <w:p>
-            <w:r/>
-            <w:r>
-              <w:rPr>
-                <w:rFonts w:ascii="Times New Roman" w:hAnsi="Times New Roman" w:eastAsia="標楷體"/>
-                <w:b w:val="0"/>
-                <w:sz w:val="21"/>
-              </w:rPr>
-              <w:t>Fig 7</w:t>
-            </w:r>
-          </w:p>
-        </w:tc>
-        <w:tc>
-          <w:tcPr>
-            <w:tcW w:type="dxa" w:w="2160"/>
-          </w:tcPr>
-          <w:p>
-            <w:r/>
-            <w:r>
-              <w:rPr>
-                <w:rFonts w:ascii="Times New Roman" w:hAnsi="Times New Roman" w:eastAsia="標楷體"/>
-                <w:b w:val="0"/>
-                <w:sz w:val="21"/>
-              </w:rPr>
-              <w:t>門檻活化演化：乾衰減→雨爆發→退凍結</w:t>
-            </w:r>
-          </w:p>
-        </w:tc>
-        <w:tc>
-          <w:tcPr>
-            <w:tcW w:type="dxa" w:w="2160"/>
+            <w:tcW w:type="dxa" w:w="2880"/>
           </w:tcPr>
           <w:p>
             <w:r/>
@@ -535,9 +491,11 @@
             </w:r>
           </w:p>
         </w:tc>
+      </w:tr>
+      <w:tr>
         <w:tc>
           <w:tcPr>
-            <w:tcW w:type="dxa" w:w="2160"/>
+            <w:tcW w:type="dxa" w:w="2880"/>
           </w:tcPr>
           <w:p>
             <w:r/>
@@ -545,33 +503,16 @@
               <w:rPr>
                 <w:rFonts w:ascii="Times New Roman" w:hAnsi="Times New Roman" w:eastAsia="標楷體"/>
                 <w:b w:val="0"/>
+                <w:color w:val="C00000"/>
                 <w:sz w:val="21"/>
               </w:rPr>
-              <w:t>合併</w:t>
-            </w:r>
-          </w:p>
-        </w:tc>
-      </w:tr>
-      <w:tr>
-        <w:tc>
-          <w:tcPr>
-            <w:tcW w:type="dxa" w:w="2160"/>
-          </w:tcPr>
-          <w:p>
-            <w:r/>
-            <w:r>
-              <w:rPr>
-                <w:rFonts w:ascii="Times New Roman" w:hAnsi="Times New Roman" w:eastAsia="標楷體"/>
-                <w:b w:val="0"/>
-                <w:sz w:val="21"/>
-              </w:rPr>
-              <w:t>Fig 8</w:t>
+              <w:t>圖8</w:t>
             </w:r>
           </w:p>
         </w:tc>
         <w:tc>
           <w:tcPr>
-            <w:tcW w:type="dxa" w:w="2160"/>
+            <w:tcW w:type="dxa" w:w="2880"/>
           </w:tcPr>
           <w:p>
             <w:r/>
@@ -587,7 +528,7 @@
         </w:tc>
         <w:tc>
           <w:tcPr>
-            <w:tcW w:type="dxa" w:w="2160"/>
+            <w:tcW w:type="dxa" w:w="2880"/>
           </w:tcPr>
           <w:p>
             <w:r/>
@@ -597,13 +538,15 @@
                 <w:b w:val="0"/>
                 <w:sz w:val="21"/>
               </w:rPr>
-              <w:t>圖5-11</w:t>
+              <w:t>圖5-11 現成</w:t>
             </w:r>
           </w:p>
         </w:tc>
+      </w:tr>
+      <w:tr>
         <w:tc>
           <w:tcPr>
-            <w:tcW w:type="dxa" w:w="2160"/>
+            <w:tcW w:type="dxa" w:w="2880"/>
           </w:tcPr>
           <w:p>
             <w:r/>
@@ -611,33 +554,16 @@
               <w:rPr>
                 <w:rFonts w:ascii="Times New Roman" w:hAnsi="Times New Roman" w:eastAsia="標楷體"/>
                 <w:b w:val="0"/>
+                <w:color w:val="C00000"/>
                 <w:sz w:val="21"/>
               </w:rPr>
-              <w:t>現成</w:t>
-            </w:r>
-          </w:p>
-        </w:tc>
-      </w:tr>
-      <w:tr>
-        <w:tc>
-          <w:tcPr>
-            <w:tcW w:type="dxa" w:w="2160"/>
-          </w:tcPr>
-          <w:p>
-            <w:r/>
-            <w:r>
-              <w:rPr>
-                <w:rFonts w:ascii="Times New Roman" w:hAnsi="Times New Roman" w:eastAsia="標楷體"/>
-                <w:b w:val="0"/>
-                <w:sz w:val="21"/>
-              </w:rPr>
-              <w:t>Fig 9</w:t>
+              <w:t>圖9</w:t>
             </w:r>
           </w:p>
         </w:tc>
         <w:tc>
           <w:tcPr>
-            <w:tcW w:type="dxa" w:w="2160"/>
+            <w:tcW w:type="dxa" w:w="2880"/>
           </w:tcPr>
           <w:p>
             <w:r/>
@@ -653,7 +579,7 @@
         </w:tc>
         <w:tc>
           <w:tcPr>
-            <w:tcW w:type="dxa" w:w="2160"/>
+            <w:tcW w:type="dxa" w:w="2880"/>
           </w:tcPr>
           <w:p>
             <w:r/>
@@ -663,13 +589,32 @@
                 <w:b w:val="0"/>
                 <w:sz w:val="21"/>
               </w:rPr>
-              <w:t>圖5-15</w:t>
+              <w:t>圖5-15 現成</w:t>
+            </w:r>
+          </w:p>
+        </w:tc>
+      </w:tr>
+      <w:tr>
+        <w:tc>
+          <w:tcPr>
+            <w:tcW w:type="dxa" w:w="2880"/>
+          </w:tcPr>
+          <w:p>
+            <w:r/>
+            <w:r>
+              <w:rPr>
+                <w:rFonts w:ascii="Times New Roman" w:hAnsi="Times New Roman" w:eastAsia="標楷體"/>
+                <w:b w:val="0"/>
+                <w:color w:val="C00000"/>
+                <w:sz w:val="21"/>
+              </w:rPr>
+              <w:t>圖10</w:t>
             </w:r>
           </w:p>
         </w:tc>
         <w:tc>
           <w:tcPr>
-            <w:tcW w:type="dxa" w:w="2160"/>
+            <w:tcW w:type="dxa" w:w="2880"/>
           </w:tcPr>
           <w:p>
             <w:r/>
@@ -679,47 +624,13 @@
                 <w:b w:val="0"/>
                 <w:sz w:val="21"/>
               </w:rPr>
-              <w:t>現成</w:t>
-            </w:r>
-          </w:p>
-        </w:tc>
-      </w:tr>
-      <w:tr>
-        <w:tc>
-          <w:tcPr>
-            <w:tcW w:type="dxa" w:w="2160"/>
-          </w:tcPr>
-          <w:p>
-            <w:r/>
-            <w:r>
-              <w:rPr>
-                <w:rFonts w:ascii="Times New Roman" w:hAnsi="Times New Roman" w:eastAsia="標楷體"/>
-                <w:b w:val="0"/>
-                <w:sz w:val="21"/>
-              </w:rPr>
-              <w:t>Fig 10</w:t>
+              <w:t>襯砌外壓＋內力（946 kPa 帶＋1,029 kN/m 力偶）</w:t>
             </w:r>
           </w:p>
         </w:tc>
         <w:tc>
           <w:tcPr>
-            <w:tcW w:type="dxa" w:w="2160"/>
-          </w:tcPr>
-          <w:p>
-            <w:r/>
-            <w:r>
-              <w:rPr>
-                <w:rFonts w:ascii="Times New Roman" w:hAnsi="Times New Roman" w:eastAsia="標楷體"/>
-                <w:b w:val="0"/>
-                <w:sz w:val="21"/>
-              </w:rPr>
-              <w:t>襯砌外壓＋內力：946 kPa 帶＋1,029 kN/m 力偶</w:t>
-            </w:r>
-          </w:p>
-        </w:tc>
-        <w:tc>
-          <w:tcPr>
-            <w:tcW w:type="dxa" w:w="2160"/>
+            <w:tcW w:type="dxa" w:w="2880"/>
           </w:tcPr>
           <w:p>
             <w:r/>
@@ -733,9 +644,28 @@
             </w:r>
           </w:p>
         </w:tc>
+      </w:tr>
+      <w:tr>
         <w:tc>
           <w:tcPr>
-            <w:tcW w:type="dxa" w:w="2160"/>
+            <w:tcW w:type="dxa" w:w="2880"/>
+          </w:tcPr>
+          <w:p>
+            <w:r/>
+            <w:r>
+              <w:rPr>
+                <w:rFonts w:ascii="Times New Roman" w:hAnsi="Times New Roman" w:eastAsia="標楷體"/>
+                <w:b w:val="0"/>
+                <w:color w:val="C00000"/>
+                <w:sz w:val="21"/>
+              </w:rPr>
+              <w:t>圖11</w:t>
+            </w:r>
+          </w:p>
+        </w:tc>
+        <w:tc>
+          <w:tcPr>
+            <w:tcW w:type="dxa" w:w="2880"/>
           </w:tcPr>
           <w:p>
             <w:r/>
@@ -745,47 +675,13 @@
                 <w:b w:val="0"/>
                 <w:sz w:val="21"/>
               </w:rPr>
-              <w:t>合併</w:t>
-            </w:r>
-          </w:p>
-        </w:tc>
-      </w:tr>
-      <w:tr>
-        <w:tc>
-          <w:tcPr>
-            <w:tcW w:type="dxa" w:w="2160"/>
-          </w:tcPr>
-          <w:p>
-            <w:r/>
-            <w:r>
-              <w:rPr>
-                <w:rFonts w:ascii="Times New Roman" w:hAnsi="Times New Roman" w:eastAsia="標楷體"/>
-                <w:b w:val="0"/>
-                <w:sz w:val="21"/>
-              </w:rPr>
-              <w:t>Fig 11</w:t>
+              <w:t>裂縫發展與分類（與圖2 同座標展開）</w:t>
             </w:r>
           </w:p>
         </w:tc>
         <w:tc>
           <w:tcPr>
-            <w:tcW w:type="dxa" w:w="2160"/>
-          </w:tcPr>
-          <w:p>
-            <w:r/>
-            <w:r>
-              <w:rPr>
-                <w:rFonts w:ascii="Times New Roman" w:hAnsi="Times New Roman" w:eastAsia="標楷體"/>
-                <w:b w:val="0"/>
-                <w:sz w:val="21"/>
-              </w:rPr>
-              <w:t>裂縫發展與分類（與 Fig2 同座標展開設計）</w:t>
-            </w:r>
-          </w:p>
-        </w:tc>
-        <w:tc>
-          <w:tcPr>
-            <w:tcW w:type="dxa" w:w="2160"/>
+            <w:tcW w:type="dxa" w:w="2880"/>
           </w:tcPr>
           <w:p>
             <w:r/>
@@ -799,9 +695,11 @@
             </w:r>
           </w:p>
         </w:tc>
+      </w:tr>
+      <w:tr>
         <w:tc>
           <w:tcPr>
-            <w:tcW w:type="dxa" w:w="2160"/>
+            <w:tcW w:type="dxa" w:w="2880"/>
           </w:tcPr>
           <w:p>
             <w:r/>
@@ -809,33 +707,16 @@
               <w:rPr>
                 <w:rFonts w:ascii="Times New Roman" w:hAnsi="Times New Roman" w:eastAsia="標楷體"/>
                 <w:b w:val="0"/>
+                <w:color w:val="C00000"/>
                 <w:sz w:val="21"/>
               </w:rPr>
-              <w:t>改造</w:t>
-            </w:r>
-          </w:p>
-        </w:tc>
-      </w:tr>
-      <w:tr>
-        <w:tc>
-          <w:tcPr>
-            <w:tcW w:type="dxa" w:w="2160"/>
-          </w:tcPr>
-          <w:p>
-            <w:r/>
-            <w:r>
-              <w:rPr>
-                <w:rFonts w:ascii="Times New Roman" w:hAnsi="Times New Roman" w:eastAsia="標楷體"/>
-                <w:b w:val="0"/>
-                <w:sz w:val="21"/>
-              </w:rPr>
-              <w:t>Fig 12</w:t>
+              <w:t>圖12</w:t>
             </w:r>
           </w:p>
         </w:tc>
         <w:tc>
           <w:tcPr>
-            <w:tcW w:type="dxa" w:w="2160"/>
+            <w:tcW w:type="dxa" w:w="2880"/>
           </w:tcPr>
           <w:p>
             <w:r/>
@@ -851,7 +732,7 @@
         </w:tc>
         <w:tc>
           <w:tcPr>
-            <w:tcW w:type="dxa" w:w="2160"/>
+            <w:tcW w:type="dxa" w:w="2880"/>
           </w:tcPr>
           <w:p>
             <w:r/>
@@ -861,13 +742,15 @@
                 <w:b w:val="0"/>
                 <w:sz w:val="21"/>
               </w:rPr>
-              <w:t>圖5-20</w:t>
+              <w:t>圖5-20 現成</w:t>
             </w:r>
           </w:p>
         </w:tc>
+      </w:tr>
+      <w:tr>
         <w:tc>
           <w:tcPr>
-            <w:tcW w:type="dxa" w:w="2160"/>
+            <w:tcW w:type="dxa" w:w="2880"/>
           </w:tcPr>
           <w:p>
             <w:r/>
@@ -875,33 +758,16 @@
               <w:rPr>
                 <w:rFonts w:ascii="Times New Roman" w:hAnsi="Times New Roman" w:eastAsia="標楷體"/>
                 <w:b w:val="0"/>
+                <w:color w:val="C00000"/>
                 <w:sz w:val="21"/>
               </w:rPr>
-              <w:t>現成</w:t>
-            </w:r>
-          </w:p>
-        </w:tc>
-      </w:tr>
-      <w:tr>
-        <w:tc>
-          <w:tcPr>
-            <w:tcW w:type="dxa" w:w="2160"/>
-          </w:tcPr>
-          <w:p>
-            <w:r/>
-            <w:r>
-              <w:rPr>
-                <w:rFonts w:ascii="Times New Roman" w:hAnsi="Times New Roman" w:eastAsia="標楷體"/>
-                <w:b w:val="0"/>
-                <w:sz w:val="21"/>
-              </w:rPr>
-              <w:t>Fig 13</w:t>
+              <w:t>圖13</w:t>
             </w:r>
           </w:p>
         </w:tc>
         <w:tc>
           <w:tcPr>
-            <w:tcW w:type="dxa" w:w="2160"/>
+            <w:tcW w:type="dxa" w:w="2880"/>
           </w:tcPr>
           <w:p>
             <w:r/>
@@ -917,7 +783,7 @@
         </w:tc>
         <w:tc>
           <w:tcPr>
-            <w:tcW w:type="dxa" w:w="2160"/>
+            <w:tcW w:type="dxa" w:w="2880"/>
           </w:tcPr>
           <w:p>
             <w:r/>
@@ -927,13 +793,15 @@
                 <w:b w:val="0"/>
                 <w:sz w:val="21"/>
               </w:rPr>
-              <w:t>FIG06-01 期刊化＋小示意</w:t>
+              <w:t>FIG06-01 期刊化</w:t>
             </w:r>
           </w:p>
         </w:tc>
+      </w:tr>
+      <w:tr>
         <w:tc>
           <w:tcPr>
-            <w:tcW w:type="dxa" w:w="2160"/>
+            <w:tcW w:type="dxa" w:w="2880"/>
           </w:tcPr>
           <w:p>
             <w:r/>
@@ -941,33 +809,16 @@
               <w:rPr>
                 <w:rFonts w:ascii="Times New Roman" w:hAnsi="Times New Roman" w:eastAsia="標楷體"/>
                 <w:b w:val="0"/>
+                <w:color w:val="C00000"/>
                 <w:sz w:val="21"/>
               </w:rPr>
-              <w:t>改造</w:t>
-            </w:r>
-          </w:p>
-        </w:tc>
-      </w:tr>
-      <w:tr>
-        <w:tc>
-          <w:tcPr>
-            <w:tcW w:type="dxa" w:w="2160"/>
-          </w:tcPr>
-          <w:p>
-            <w:r/>
-            <w:r>
-              <w:rPr>
-                <w:rFonts w:ascii="Times New Roman" w:hAnsi="Times New Roman" w:eastAsia="標楷體"/>
-                <w:b w:val="0"/>
-                <w:sz w:val="21"/>
-              </w:rPr>
-              <w:t>Fig 14</w:t>
+              <w:t>圖14</w:t>
             </w:r>
           </w:p>
         </w:tc>
         <w:tc>
           <w:tcPr>
-            <w:tcW w:type="dxa" w:w="2160"/>
+            <w:tcW w:type="dxa" w:w="2880"/>
           </w:tcPr>
           <w:p>
             <w:r/>
@@ -983,7 +834,7 @@
         </w:tc>
         <w:tc>
           <w:tcPr>
-            <w:tcW w:type="dxa" w:w="2160"/>
+            <w:tcW w:type="dxa" w:w="2880"/>
           </w:tcPr>
           <w:p>
             <w:r/>
@@ -997,9 +848,11 @@
             </w:r>
           </w:p>
         </w:tc>
+      </w:tr>
+      <w:tr>
         <w:tc>
           <w:tcPr>
-            <w:tcW w:type="dxa" w:w="2160"/>
+            <w:tcW w:type="dxa" w:w="2880"/>
           </w:tcPr>
           <w:p>
             <w:r/>
@@ -1007,33 +860,16 @@
               <w:rPr>
                 <w:rFonts w:ascii="Times New Roman" w:hAnsi="Times New Roman" w:eastAsia="標楷體"/>
                 <w:b w:val="0"/>
+                <w:color w:val="C00000"/>
                 <w:sz w:val="21"/>
               </w:rPr>
-              <w:t>改造</w:t>
-            </w:r>
-          </w:p>
-        </w:tc>
-      </w:tr>
-      <w:tr>
-        <w:tc>
-          <w:tcPr>
-            <w:tcW w:type="dxa" w:w="2160"/>
-          </w:tcPr>
-          <w:p>
-            <w:r/>
-            <w:r>
-              <w:rPr>
-                <w:rFonts w:ascii="Times New Roman" w:hAnsi="Times New Roman" w:eastAsia="標楷體"/>
-                <w:b w:val="0"/>
-                <w:sz w:val="21"/>
-              </w:rPr>
-              <w:t>Fig 15</w:t>
+              <w:t>圖15</w:t>
             </w:r>
           </w:p>
         </w:tc>
         <w:tc>
           <w:tcPr>
-            <w:tcW w:type="dxa" w:w="2160"/>
+            <w:tcW w:type="dxa" w:w="2880"/>
           </w:tcPr>
           <w:p>
             <w:r/>
@@ -1049,7 +885,7 @@
         </w:tc>
         <w:tc>
           <w:tcPr>
-            <w:tcW w:type="dxa" w:w="2160"/>
+            <w:tcW w:type="dxa" w:w="2880"/>
           </w:tcPr>
           <w:p>
             <w:r/>
@@ -1059,37 +895,13 @@
                 <w:b w:val="0"/>
                 <w:sz w:val="21"/>
               </w:rPr>
-              <w:t>新繪（pptx 示意，前作 Fig12 手法）</w:t>
-            </w:r>
-          </w:p>
-        </w:tc>
-        <w:tc>
-          <w:tcPr>
-            <w:tcW w:type="dxa" w:w="2160"/>
-          </w:tcPr>
-          <w:p>
-            <w:r/>
-            <w:r>
-              <w:rPr>
-                <w:rFonts w:ascii="Times New Roman" w:hAnsi="Times New Roman" w:eastAsia="標楷體"/>
-                <w:b w:val="0"/>
-                <w:sz w:val="21"/>
-              </w:rPr>
-              <w:t>新繪</w:t>
+              <w:t>新繪 pptx</w:t>
             </w:r>
           </w:p>
         </w:tc>
       </w:tr>
     </w:tbl>
-    <w:p>
-      <w:r>
-        <w:rPr>
-          <w:rFonts w:ascii="Times New Roman" w:hAnsi="Times New Roman" w:eastAsia="標楷體"/>
-          <w:b w:val="0"/>
-          <w:sz w:val="24"/>
-        </w:rPr>
-      </w:r>
-    </w:p>
+    <w:p/>
     <w:tbl>
       <w:tblPr>
         <w:tblStyle w:val="TableGrid"/>
@@ -1162,9 +974,10 @@
               <w:rPr>
                 <w:rFonts w:ascii="Times New Roman" w:hAnsi="Times New Roman" w:eastAsia="標楷體"/>
                 <w:b w:val="0"/>
+                <w:color w:val="008040"/>
                 <w:sz w:val="21"/>
               </w:rPr>
-              <w:t>Table 1</w:t>
+              <w:t>表1</w:t>
             </w:r>
           </w:p>
         </w:tc>
@@ -1180,7 +993,7 @@
                 <w:b w:val="0"/>
                 <w:sz w:val="21"/>
               </w:rPr>
-              <w:t>文獻案例彙編（Author/Case/Lithology/Model/Method/Focus/Issue/Highlight 8 欄）</w:t>
+              <w:t>文獻案例彙編（8 欄中性矩陣）</w:t>
             </w:r>
           </w:p>
         </w:tc>
@@ -1196,7 +1009,7 @@
                 <w:b w:val="0"/>
                 <w:sz w:val="21"/>
               </w:rPr>
-              <w:t>中性、不含 this study 行（前作教訓）</w:t>
+              <w:t>不含 this study 行（前作教訓）</w:t>
             </w:r>
           </w:p>
         </w:tc>
@@ -1212,9 +1025,10 @@
               <w:rPr>
                 <w:rFonts w:ascii="Times New Roman" w:hAnsi="Times New Roman" w:eastAsia="標楷體"/>
                 <w:b w:val="0"/>
+                <w:color w:val="008040"/>
                 <w:sz w:val="21"/>
               </w:rPr>
-              <w:t>Table 2</w:t>
+              <w:t>表2</w:t>
             </w:r>
           </w:p>
         </w:tc>
@@ -1262,9 +1076,10 @@
               <w:rPr>
                 <w:rFonts w:ascii="Times New Roman" w:hAnsi="Times New Roman" w:eastAsia="標楷體"/>
                 <w:b w:val="0"/>
+                <w:color w:val="008040"/>
                 <w:sz w:val="21"/>
               </w:rPr>
-              <w:t>Table 3</w:t>
+              <w:t>表3</w:t>
             </w:r>
           </w:p>
         </w:tc>
@@ -1312,9 +1127,10 @@
               <w:rPr>
                 <w:rFonts w:ascii="Times New Roman" w:hAnsi="Times New Roman" w:eastAsia="標楷體"/>
                 <w:b w:val="0"/>
+                <w:color w:val="008040"/>
                 <w:sz w:val="21"/>
               </w:rPr>
-              <w:t>Table 4</w:t>
+              <w:t>表4</w:t>
             </w:r>
           </w:p>
         </w:tc>
@@ -1330,7 +1146,7 @@
                 <w:b w:val="0"/>
                 <w:sz w:val="21"/>
               </w:rPr>
-              <w:t>現地調查監測資料彙整（LiDAR 兩期/裂縫計/鑽探/試驗）</w:t>
+              <w:t>現地調查監測資料彙整</w:t>
             </w:r>
           </w:p>
         </w:tc>
@@ -1346,7 +1162,7 @@
                 <w:b w:val="0"/>
                 <w:sz w:val="21"/>
               </w:rPr>
-              <w:t>案例可信度</w:t>
+              <w:t>案例可信度（賣點 1 的證據表）</w:t>
             </w:r>
           </w:p>
         </w:tc>
@@ -1362,9 +1178,10 @@
               <w:rPr>
                 <w:rFonts w:ascii="Times New Roman" w:hAnsi="Times New Roman" w:eastAsia="標楷體"/>
                 <w:b w:val="0"/>
+                <w:color w:val="008040"/>
                 <w:sz w:val="21"/>
               </w:rPr>
-              <w:t>Table 5</w:t>
+              <w:t>表5</w:t>
             </w:r>
           </w:p>
         </w:tc>
@@ -1380,7 +1197,7 @@
                 <w:b w:val="0"/>
                 <w:sz w:val="21"/>
               </w:rPr>
-              <w:t>單向 vs 雙向逐階段對照（含 QA gates 摘要）</w:t>
+              <w:t>單向 vs 雙向逐階段對照＋QA gates 摘要</w:t>
             </w:r>
           </w:p>
         </w:tc>
@@ -1403,9 +1220,6 @@
       </w:tr>
     </w:tbl>
     <w:p>
-      <w:pPr>
-        <w:spacing w:after="240"/>
-      </w:pPr>
       <w:r>
         <w:rPr>
           <w:rFonts w:ascii="Times New Roman" w:hAnsi="Times New Roman" w:eastAsia="標楷體"/>
@@ -1421,7 +1235,7 @@
           <w:b w:val="0"/>
           <w:sz w:val="24"/>
         </w:rPr>
-        <w:t>15 圖可否？（可併 Fig7+8 成 14 張；上限 16）表 5 張可否？</w:t>
+        <w:t>圖4 系譜面板採不採？15 圖／5 表確認？</w:t>
       </w:r>
     </w:p>
     <w:sectPr>

--- a/07_SCI_TUST/Chapter00_總綱/01_圖表總覽.docx
+++ b/07_SCI_TUST/Chapter00_總綱/01_圖表總覽.docx
@@ -3,13 +3,16 @@
 <w:document xmlns:wpc="http://schemas.microsoft.com/office/word/2010/wordprocessingCanvas" xmlns:mo="http://schemas.microsoft.com/office/mac/office/2008/main" xmlns:mc="http://schemas.openxmlformats.org/markup-compatibility/2006" xmlns:mv="urn:schemas-microsoft-com:mac:vml" xmlns:o="urn:schemas-microsoft-com:office:office" xmlns:r="http://schemas.openxmlformats.org/officeDocument/2006/relationships" xmlns:m="http://schemas.openxmlformats.org/officeDocument/2006/math" xmlns:v="urn:schemas-microsoft-com:vml" xmlns:wp14="http://schemas.microsoft.com/office/word/2010/wordprocessingDrawing" xmlns:wp="http://schemas.openxmlformats.org/drawingml/2006/wordprocessingDrawing" xmlns:w10="urn:schemas-microsoft-com:office:word" xmlns:w="http://schemas.openxmlformats.org/wordprocessingml/2006/main" xmlns:w14="http://schemas.microsoft.com/office/word/2010/wordml" xmlns:wpg="http://schemas.microsoft.com/office/word/2010/wordprocessingGroup" xmlns:wpi="http://schemas.microsoft.com/office/word/2010/wordprocessingInk" xmlns:wne="http://schemas.microsoft.com/office/word/2006/wordml" xmlns:wps="http://schemas.microsoft.com/office/word/2010/wordprocessingShape" mc:Ignorable="w14 wp14">
   <w:body>
     <w:p>
+      <w:pPr>
+        <w:pStyle w:val="Heading1"/>
+      </w:pPr>
       <w:r>
         <w:rPr>
           <w:rFonts w:ascii="Times New Roman" w:hAnsi="Times New Roman" w:eastAsia="標楷體"/>
           <w:b/>
           <w:sz w:val="32"/>
         </w:rPr>
-        <w:t>全文圖表總覽 v2（15 圖＋5 表；上限 16）</w:t>
+        <w:t>全文圖表總覽（證據優先版：核心 12 圖＋條件式 3 圖＋5 表）</w:t>
       </w:r>
     </w:p>
     <w:p>
@@ -19,16 +22,16 @@
           <w:b w:val="0"/>
           <w:sz w:val="22"/>
         </w:rPr>
-        <w:t xml:space="preserve">更新：依 </w:t>
+        <w:t>圖表不先追求數量，而要讓每一項核心主張都有專屬證據。</w:t>
       </w:r>
       <w:r>
         <w:rPr>
           <w:rFonts w:ascii="Times New Roman" w:hAnsi="Times New Roman" w:eastAsia="標楷體"/>
           <w:b w:val="0"/>
-          <w:color w:val="1F4EC8"/>
+          <w:color w:val="C00000"/>
           <w:sz w:val="22"/>
         </w:rPr>
-        <w:t>(Zhang et al., 2025)</w:t>
+        <w:t>圖1–12</w:t>
       </w:r>
       <w:r>
         <w:rPr>
@@ -36,7 +39,24 @@
           <w:b w:val="0"/>
           <w:sz w:val="22"/>
         </w:rPr>
-        <w:t xml:space="preserve"> 的文獻系譜時間軸戰法（Fig.1 終點紅字 This work、審稿人 10 秒看懂定位），建議 </w:t>
+        <w:t xml:space="preserve"> 為目前文章主線；</w:t>
+      </w:r>
+      <w:r>
+        <w:rPr>
+          <w:rFonts w:ascii="Times New Roman" w:hAnsi="Times New Roman" w:eastAsia="標楷體"/>
+          <w:b w:val="0"/>
+          <w:color w:val="C00000"/>
+          <w:sz w:val="22"/>
+        </w:rPr>
+        <w:t>圖13–15</w:t>
+      </w:r>
+      <w:r>
+        <w:rPr>
+          <w:rFonts w:ascii="Times New Roman" w:hAnsi="Times New Roman" w:eastAsia="標楷體"/>
+          <w:b w:val="0"/>
+          <w:sz w:val="22"/>
+        </w:rPr>
+        <w:t xml:space="preserve"> 只有在 L0、Eeff(D) 與敏感度完成後才升為正式圖。文獻系譜可濃縮入</w:t>
       </w:r>
       <w:r>
         <w:rPr>
@@ -53,7 +73,7 @@
           <w:b w:val="0"/>
           <w:sz w:val="22"/>
         </w:rPr>
-        <w:t xml:space="preserve"> 增加系譜面板：連續體潛變→非連續 DEM→水力耦合→跨尺度 FDM-DEM（This work）。</w:t>
+        <w:t xml:space="preserve"> 的小面板或前言表，不另占一張主圖。</w:t>
       </w:r>
       <w:r>
         <w:rPr>
@@ -71,24 +91,38 @@
           <w:sz w:val="20"/>
           <w:highlight w:val="yellow"/>
         </w:rPr>
-        <w:t>【重點：系譜圖＝前言的視覺化，強烈建議採用】</w:t>
+        <w:t>【重點：核心圖先閉合案例—輸入—方法—驗證—結果；06 圖不以既有成品自動取得主文席位】</w:t>
       </w:r>
     </w:p>
     <w:tbl>
       <w:tblPr>
         <w:tblStyle w:val="TableGrid"/>
-        <w:tblW w:type="auto" w:w="0"/>
+        <w:tblW w:type="dxa" w:w="9548"/>
+        <w:jc w:val="center"/>
+        <w:tblLayout w:type="fixed"/>
         <w:tblLook w:firstColumn="1" w:firstRow="1" w:lastColumn="0" w:lastRow="0" w:noHBand="0" w:noVBand="1" w:val="04A0"/>
+        <w:tblInd w:w="100" w:type="dxa"/>
       </w:tblPr>
       <w:tblGrid>
-        <w:gridCol w:w="2880"/>
-        <w:gridCol w:w="2880"/>
-        <w:gridCol w:w="2880"/>
+        <w:gridCol w:w="784"/>
+        <w:gridCol w:w="4133"/>
+        <w:gridCol w:w="1211"/>
+        <w:gridCol w:w="3420"/>
       </w:tblGrid>
       <w:tr>
+        <w:trPr>
+          <w:tblHeader/>
+        </w:trPr>
         <w:tc>
           <w:tcPr>
-            <w:tcW w:type="dxa" w:w="2880"/>
+            <w:tcW w:type="dxa" w:w="784"/>
+            <w:vAlign w:val="center"/>
+            <w:tcMar>
+              <w:top w:w="80" w:type="dxa"/>
+              <w:start w:w="100" w:type="dxa"/>
+              <w:bottom w:w="80" w:type="dxa"/>
+              <w:end w:w="100" w:type="dxa"/>
+            </w:tcMar>
           </w:tcPr>
           <w:p>
             <w:r/>
@@ -96,7 +130,7 @@
               <w:rPr>
                 <w:rFonts w:ascii="Times New Roman" w:hAnsi="Times New Roman" w:eastAsia="標楷體"/>
                 <w:b/>
-                <w:sz w:val="22"/>
+                <w:sz w:val="18"/>
               </w:rPr>
               <w:t>圖</w:t>
             </w:r>
@@ -104,7 +138,14 @@
         </w:tc>
         <w:tc>
           <w:tcPr>
-            <w:tcW w:type="dxa" w:w="2880"/>
+            <w:tcW w:type="dxa" w:w="4133"/>
+            <w:vAlign w:val="center"/>
+            <w:tcMar>
+              <w:top w:w="80" w:type="dxa"/>
+              <w:start w:w="100" w:type="dxa"/>
+              <w:bottom w:w="80" w:type="dxa"/>
+              <w:end w:w="100" w:type="dxa"/>
+            </w:tcMar>
           </w:tcPr>
           <w:p>
             <w:r/>
@@ -112,15 +153,22 @@
               <w:rPr>
                 <w:rFonts w:ascii="Times New Roman" w:hAnsi="Times New Roman" w:eastAsia="標楷體"/>
                 <w:b/>
-                <w:sz w:val="22"/>
+                <w:sz w:val="18"/>
               </w:rPr>
-              <w:t>內容與故事</w:t>
+              <w:t>核心訊息</w:t>
             </w:r>
           </w:p>
         </w:tc>
         <w:tc>
           <w:tcPr>
-            <w:tcW w:type="dxa" w:w="2880"/>
+            <w:tcW w:type="dxa" w:w="1211"/>
+            <w:vAlign w:val="center"/>
+            <w:tcMar>
+              <w:top w:w="80" w:type="dxa"/>
+              <w:start w:w="100" w:type="dxa"/>
+              <w:bottom w:w="80" w:type="dxa"/>
+              <w:end w:w="100" w:type="dxa"/>
+            </w:tcMar>
           </w:tcPr>
           <w:p>
             <w:r/>
@@ -128,17 +176,50 @@
               <w:rPr>
                 <w:rFonts w:ascii="Times New Roman" w:hAnsi="Times New Roman" w:eastAsia="標楷體"/>
                 <w:b/>
-                <w:sz w:val="22"/>
+                <w:sz w:val="18"/>
               </w:rPr>
-              <w:t>素材／加工</w:t>
+              <w:t>狀態</w:t>
+            </w:r>
+          </w:p>
+        </w:tc>
+        <w:tc>
+          <w:tcPr>
+            <w:tcW w:type="dxa" w:w="3420"/>
+            <w:vAlign w:val="center"/>
+            <w:tcMar>
+              <w:top w:w="80" w:type="dxa"/>
+              <w:start w:w="100" w:type="dxa"/>
+              <w:bottom w:w="80" w:type="dxa"/>
+              <w:end w:w="100" w:type="dxa"/>
+            </w:tcMar>
+          </w:tcPr>
+          <w:p>
+            <w:r/>
+            <w:r>
+              <w:rPr>
+                <w:rFonts w:ascii="Times New Roman" w:hAnsi="Times New Roman" w:eastAsia="標楷體"/>
+                <w:b/>
+                <w:sz w:val="18"/>
+              </w:rPr>
+              <w:t>素材／必要加工</w:t>
             </w:r>
           </w:p>
         </w:tc>
       </w:tr>
       <w:tr>
+        <w:trPr>
+          <w:cantSplit/>
+        </w:trPr>
         <w:tc>
           <w:tcPr>
-            <w:tcW w:type="dxa" w:w="2880"/>
+            <w:tcW w:type="dxa" w:w="784"/>
+            <w:vAlign w:val="center"/>
+            <w:tcMar>
+              <w:top w:w="80" w:type="dxa"/>
+              <w:start w:w="100" w:type="dxa"/>
+              <w:bottom w:w="80" w:type="dxa"/>
+              <w:end w:w="100" w:type="dxa"/>
+            </w:tcMar>
           </w:tcPr>
           <w:p>
             <w:r/>
@@ -147,7 +228,7 @@
                 <w:rFonts w:ascii="Times New Roman" w:hAnsi="Times New Roman" w:eastAsia="標楷體"/>
                 <w:b w:val="0"/>
                 <w:color w:val="C00000"/>
-                <w:sz w:val="21"/>
+                <w:sz w:val="17"/>
               </w:rPr>
               <w:t>圖1</w:t>
             </w:r>
@@ -155,7 +236,14 @@
         </w:tc>
         <w:tc>
           <w:tcPr>
-            <w:tcW w:type="dxa" w:w="2880"/>
+            <w:tcW w:type="dxa" w:w="4133"/>
+            <w:vAlign w:val="center"/>
+            <w:tcMar>
+              <w:top w:w="80" w:type="dxa"/>
+              <w:start w:w="100" w:type="dxa"/>
+              <w:bottom w:w="80" w:type="dxa"/>
+              <w:end w:w="100" w:type="dxa"/>
+            </w:tcMar>
           </w:tcPr>
           <w:p>
             <w:r/>
@@ -163,15 +251,22 @@
               <w:rPr>
                 <w:rFonts w:ascii="Times New Roman" w:hAnsi="Times New Roman" w:eastAsia="標楷體"/>
                 <w:b w:val="0"/>
-                <w:sz w:val="21"/>
+                <w:sz w:val="17"/>
               </w:rPr>
-              <w:t>場址與案例綜覽（林鐵×曲線隧道×坡地）</w:t>
+              <w:t>場址、坡體、隧道曲線段與研究尺度的空間關係</w:t>
             </w:r>
           </w:p>
         </w:tc>
         <w:tc>
           <w:tcPr>
-            <w:tcW w:type="dxa" w:w="2880"/>
+            <w:tcW w:type="dxa" w:w="1211"/>
+            <w:vAlign w:val="center"/>
+            <w:tcMar>
+              <w:top w:w="80" w:type="dxa"/>
+              <w:start w:w="100" w:type="dxa"/>
+              <w:bottom w:w="80" w:type="dxa"/>
+              <w:end w:w="100" w:type="dxa"/>
+            </w:tcMar>
           </w:tcPr>
           <w:p>
             <w:r/>
@@ -179,17 +274,50 @@
               <w:rPr>
                 <w:rFonts w:ascii="Times New Roman" w:hAnsi="Times New Roman" w:eastAsia="標楷體"/>
                 <w:b w:val="0"/>
-                <w:sz w:val="21"/>
+                <w:sz w:val="17"/>
               </w:rPr>
-              <w:t>附圖95+96＋App5；新繪</w:t>
+              <w:t>需重繪</w:t>
+            </w:r>
+          </w:p>
+        </w:tc>
+        <w:tc>
+          <w:tcPr>
+            <w:tcW w:type="dxa" w:w="3420"/>
+            <w:vAlign w:val="center"/>
+            <w:tcMar>
+              <w:top w:w="80" w:type="dxa"/>
+              <w:start w:w="100" w:type="dxa"/>
+              <w:bottom w:w="80" w:type="dxa"/>
+              <w:end w:w="100" w:type="dxa"/>
+            </w:tcMar>
+          </w:tcPr>
+          <w:p>
+            <w:r/>
+            <w:r>
+              <w:rPr>
+                <w:rFonts w:ascii="Times New Roman" w:hAnsi="Times New Roman" w:eastAsia="標楷體"/>
+                <w:b w:val="0"/>
+                <w:sz w:val="17"/>
+              </w:rPr>
+              <w:t>附圖95/96＋App5；統一座標與方向</w:t>
             </w:r>
           </w:p>
         </w:tc>
       </w:tr>
       <w:tr>
+        <w:trPr>
+          <w:cantSplit/>
+        </w:trPr>
         <w:tc>
           <w:tcPr>
-            <w:tcW w:type="dxa" w:w="2880"/>
+            <w:tcW w:type="dxa" w:w="784"/>
+            <w:vAlign w:val="center"/>
+            <w:tcMar>
+              <w:top w:w="80" w:type="dxa"/>
+              <w:start w:w="100" w:type="dxa"/>
+              <w:bottom w:w="80" w:type="dxa"/>
+              <w:end w:w="100" w:type="dxa"/>
+            </w:tcMar>
           </w:tcPr>
           <w:p>
             <w:r/>
@@ -198,7 +326,7 @@
                 <w:rFonts w:ascii="Times New Roman" w:hAnsi="Times New Roman" w:eastAsia="標楷體"/>
                 <w:b w:val="0"/>
                 <w:color w:val="C00000"/>
-                <w:sz w:val="21"/>
+                <w:sz w:val="17"/>
               </w:rPr>
               <w:t>圖2</w:t>
             </w:r>
@@ -206,7 +334,14 @@
         </w:tc>
         <w:tc>
           <w:tcPr>
-            <w:tcW w:type="dxa" w:w="2880"/>
+            <w:tcW w:type="dxa" w:w="4133"/>
+            <w:vAlign w:val="center"/>
+            <w:tcMar>
+              <w:top w:w="80" w:type="dxa"/>
+              <w:start w:w="100" w:type="dxa"/>
+              <w:bottom w:w="80" w:type="dxa"/>
+              <w:end w:w="100" w:type="dxa"/>
+            </w:tcMar>
           </w:tcPr>
           <w:p>
             <w:r/>
@@ -214,15 +349,22 @@
               <w:rPr>
                 <w:rFonts w:ascii="Times New Roman" w:hAnsi="Times New Roman" w:eastAsia="標楷體"/>
                 <w:b w:val="0"/>
-                <w:sz w:val="21"/>
+                <w:sz w:val="17"/>
               </w:rPr>
-              <w:t>#46 現地病徵時序（三期展開圖＋裂縫照片＋裂縫計）</w:t>
+              <w:t>現地病害證據：分期展開圖、LiDAR、裂縫計與修復事件</w:t>
             </w:r>
           </w:p>
         </w:tc>
         <w:tc>
           <w:tcPr>
-            <w:tcW w:type="dxa" w:w="2880"/>
+            <w:tcW w:type="dxa" w:w="1211"/>
+            <w:vAlign w:val="center"/>
+            <w:tcMar>
+              <w:top w:w="80" w:type="dxa"/>
+              <w:start w:w="100" w:type="dxa"/>
+              <w:bottom w:w="80" w:type="dxa"/>
+              <w:end w:w="100" w:type="dxa"/>
+            </w:tcMar>
           </w:tcPr>
           <w:p>
             <w:r/>
@@ -230,17 +372,50 @@
               <w:rPr>
                 <w:rFonts w:ascii="Times New Roman" w:hAnsi="Times New Roman" w:eastAsia="標楷體"/>
                 <w:b w:val="0"/>
-                <w:sz w:val="21"/>
+                <w:sz w:val="17"/>
               </w:rPr>
-              <w:t>附圖93/97/100-102；重組英化</w:t>
+              <w:t>必補 provenance</w:t>
+            </w:r>
+          </w:p>
+        </w:tc>
+        <w:tc>
+          <w:tcPr>
+            <w:tcW w:type="dxa" w:w="3420"/>
+            <w:vAlign w:val="center"/>
+            <w:tcMar>
+              <w:top w:w="80" w:type="dxa"/>
+              <w:start w:w="100" w:type="dxa"/>
+              <w:bottom w:w="80" w:type="dxa"/>
+              <w:end w:w="100" w:type="dxa"/>
+            </w:tcMar>
+          </w:tcPr>
+          <w:p>
+            <w:r/>
+            <w:r>
+              <w:rPr>
+                <w:rFonts w:ascii="Times New Roman" w:hAnsi="Times New Roman" w:eastAsia="標楷體"/>
+                <w:b w:val="0"/>
+                <w:sz w:val="17"/>
+              </w:rPr>
+              <w:t>每一時期、量測範圍與可比性須標清</w:t>
             </w:r>
           </w:p>
         </w:tc>
       </w:tr>
       <w:tr>
+        <w:trPr>
+          <w:cantSplit/>
+        </w:trPr>
         <w:tc>
           <w:tcPr>
-            <w:tcW w:type="dxa" w:w="2880"/>
+            <w:tcW w:type="dxa" w:w="784"/>
+            <w:vAlign w:val="center"/>
+            <w:tcMar>
+              <w:top w:w="80" w:type="dxa"/>
+              <w:start w:w="100" w:type="dxa"/>
+              <w:bottom w:w="80" w:type="dxa"/>
+              <w:end w:w="100" w:type="dxa"/>
+            </w:tcMar>
           </w:tcPr>
           <w:p>
             <w:r/>
@@ -249,7 +424,7 @@
                 <w:rFonts w:ascii="Times New Roman" w:hAnsi="Times New Roman" w:eastAsia="標楷體"/>
                 <w:b w:val="0"/>
                 <w:color w:val="C00000"/>
-                <w:sz w:val="21"/>
+                <w:sz w:val="17"/>
               </w:rPr>
               <w:t>圖3</w:t>
             </w:r>
@@ -257,7 +432,14 @@
         </w:tc>
         <w:tc>
           <w:tcPr>
-            <w:tcW w:type="dxa" w:w="2880"/>
+            <w:tcW w:type="dxa" w:w="4133"/>
+            <w:vAlign w:val="center"/>
+            <w:tcMar>
+              <w:top w:w="80" w:type="dxa"/>
+              <w:start w:w="100" w:type="dxa"/>
+              <w:bottom w:w="80" w:type="dxa"/>
+              <w:end w:w="100" w:type="dxa"/>
+            </w:tcMar>
           </w:tcPr>
           <w:p>
             <w:r/>
@@ -265,15 +447,22 @@
               <w:rPr>
                 <w:rFonts w:ascii="Times New Roman" w:hAnsi="Times New Roman" w:eastAsia="標楷體"/>
                 <w:b w:val="0"/>
-                <w:sz w:val="21"/>
+                <w:sz w:val="17"/>
               </w:rPr>
-              <w:t>水文驅動（水位計年擺幅→W 面家族→情境）</w:t>
+              <w:t>現地水文 observation 與 100 m scenario input 分離呈現</w:t>
             </w:r>
           </w:p>
         </w:tc>
         <w:tc>
           <w:tcPr>
-            <w:tcW w:type="dxa" w:w="2880"/>
+            <w:tcW w:type="dxa" w:w="1211"/>
+            <w:vAlign w:val="center"/>
+            <w:tcMar>
+              <w:top w:w="80" w:type="dxa"/>
+              <w:start w:w="100" w:type="dxa"/>
+              <w:bottom w:w="80" w:type="dxa"/>
+              <w:end w:w="100" w:type="dxa"/>
+            </w:tcMar>
           </w:tcPr>
           <w:p>
             <w:r/>
@@ -281,17 +470,50 @@
               <w:rPr>
                 <w:rFonts w:ascii="Times New Roman" w:hAnsi="Times New Roman" w:eastAsia="標楷體"/>
                 <w:b w:val="0"/>
-                <w:sz w:val="21"/>
+                <w:sz w:val="17"/>
               </w:rPr>
-              <w:t>碩論表4-1＋擬合；⚖需主報告時序</w:t>
+              <w:t>必改</w:t>
+            </w:r>
+          </w:p>
+        </w:tc>
+        <w:tc>
+          <w:tcPr>
+            <w:tcW w:type="dxa" w:w="3420"/>
+            <w:vAlign w:val="center"/>
+            <w:tcMar>
+              <w:top w:w="80" w:type="dxa"/>
+              <w:start w:w="100" w:type="dxa"/>
+              <w:bottom w:w="80" w:type="dxa"/>
+              <w:end w:w="100" w:type="dxa"/>
+            </w:tcMar>
+          </w:tcPr>
+          <w:p>
+            <w:r/>
+            <w:r>
+              <w:rPr>
+                <w:rFonts w:ascii="Times New Roman" w:hAnsi="Times New Roman" w:eastAsia="標楷體"/>
+                <w:b w:val="0"/>
+                <w:sz w:val="17"/>
+              </w:rPr>
+              <w:t>左：觀測／擬合；右：11-stage 情境及適用域</w:t>
             </w:r>
           </w:p>
         </w:tc>
       </w:tr>
       <w:tr>
+        <w:trPr>
+          <w:cantSplit/>
+        </w:trPr>
         <w:tc>
           <w:tcPr>
-            <w:tcW w:type="dxa" w:w="2880"/>
+            <w:tcW w:type="dxa" w:w="784"/>
+            <w:vAlign w:val="center"/>
+            <w:tcMar>
+              <w:top w:w="80" w:type="dxa"/>
+              <w:start w:w="100" w:type="dxa"/>
+              <w:bottom w:w="80" w:type="dxa"/>
+              <w:end w:w="100" w:type="dxa"/>
+            </w:tcMar>
           </w:tcPr>
           <w:p>
             <w:r/>
@@ -300,7 +522,7 @@
                 <w:rFonts w:ascii="Times New Roman" w:hAnsi="Times New Roman" w:eastAsia="標楷體"/>
                 <w:b w:val="0"/>
                 <w:color w:val="C00000"/>
-                <w:sz w:val="21"/>
+                <w:sz w:val="17"/>
               </w:rPr>
               <w:t>圖4</w:t>
             </w:r>
@@ -308,7 +530,14 @@
         </w:tc>
         <w:tc>
           <w:tcPr>
-            <w:tcW w:type="dxa" w:w="2880"/>
+            <w:tcW w:type="dxa" w:w="4133"/>
+            <w:vAlign w:val="center"/>
+            <w:tcMar>
+              <w:top w:w="80" w:type="dxa"/>
+              <w:start w:w="100" w:type="dxa"/>
+              <w:bottom w:w="80" w:type="dxa"/>
+              <w:end w:w="100" w:type="dxa"/>
+            </w:tcMar>
           </w:tcPr>
           <w:p>
             <w:r/>
@@ -316,15 +545,22 @@
               <w:rPr>
                 <w:rFonts w:ascii="Times New Roman" w:hAnsi="Times New Roman" w:eastAsia="標楷體"/>
                 <w:b w:val="0"/>
-                <w:sz w:val="21"/>
+                <w:sz w:val="17"/>
               </w:rPr>
-              <w:t>跨尺度方法流程＋資料傳遞＋文獻系譜面板（This work）</w:t>
+              <w:t>跨尺度 continuum→continuum→BPM 流程、交換量與證據邊界</w:t>
             </w:r>
           </w:p>
         </w:tc>
         <w:tc>
           <w:tcPr>
-            <w:tcW w:type="dxa" w:w="2880"/>
+            <w:tcW w:type="dxa" w:w="1211"/>
+            <w:vAlign w:val="center"/>
+            <w:tcMar>
+              <w:top w:w="80" w:type="dxa"/>
+              <w:start w:w="100" w:type="dxa"/>
+              <w:bottom w:w="80" w:type="dxa"/>
+              <w:end w:w="100" w:type="dxa"/>
+            </w:tcMar>
           </w:tcPr>
           <w:p>
             <w:r/>
@@ -332,17 +568,50 @@
               <w:rPr>
                 <w:rFonts w:ascii="Times New Roman" w:hAnsi="Times New Roman" w:eastAsia="標楷體"/>
                 <w:b w:val="0"/>
-                <w:sz w:val="21"/>
+                <w:sz w:val="17"/>
               </w:rPr>
-              <w:t>圖5-01 擴充＋新系譜面板</w:t>
+              <w:t>必改</w:t>
+            </w:r>
+          </w:p>
+        </w:tc>
+        <w:tc>
+          <w:tcPr>
+            <w:tcW w:type="dxa" w:w="3420"/>
+            <w:vAlign w:val="center"/>
+            <w:tcMar>
+              <w:top w:w="80" w:type="dxa"/>
+              <w:start w:w="100" w:type="dxa"/>
+              <w:bottom w:w="80" w:type="dxa"/>
+              <w:end w:w="100" w:type="dxa"/>
+            </w:tcMar>
+          </w:tcPr>
+          <w:p>
+            <w:r/>
+            <w:r>
+              <w:rPr>
+                <w:rFonts w:ascii="Times New Roman" w:hAnsi="Times New Roman" w:eastAsia="標楷體"/>
+                <w:b w:val="0"/>
+                <w:sz w:val="17"/>
+              </w:rPr>
+              <w:t>圖5-01＋5-05；06 回饋以虛線且標 exploratory</w:t>
             </w:r>
           </w:p>
         </w:tc>
       </w:tr>
       <w:tr>
+        <w:trPr>
+          <w:cantSplit/>
+        </w:trPr>
         <w:tc>
           <w:tcPr>
-            <w:tcW w:type="dxa" w:w="2880"/>
+            <w:tcW w:type="dxa" w:w="784"/>
+            <w:vAlign w:val="center"/>
+            <w:tcMar>
+              <w:top w:w="80" w:type="dxa"/>
+              <w:start w:w="100" w:type="dxa"/>
+              <w:bottom w:w="80" w:type="dxa"/>
+              <w:end w:w="100" w:type="dxa"/>
+            </w:tcMar>
           </w:tcPr>
           <w:p>
             <w:r/>
@@ -351,7 +620,7 @@
                 <w:rFonts w:ascii="Times New Roman" w:hAnsi="Times New Roman" w:eastAsia="標楷體"/>
                 <w:b w:val="0"/>
                 <w:color w:val="C00000"/>
-                <w:sz w:val="21"/>
+                <w:sz w:val="17"/>
               </w:rPr>
               <w:t>圖5</w:t>
             </w:r>
@@ -359,7 +628,14 @@
         </w:tc>
         <w:tc>
           <w:tcPr>
-            <w:tcW w:type="dxa" w:w="2880"/>
+            <w:tcW w:type="dxa" w:w="4133"/>
+            <w:vAlign w:val="center"/>
+            <w:tcMar>
+              <w:top w:w="80" w:type="dxa"/>
+              <w:start w:w="100" w:type="dxa"/>
+              <w:bottom w:w="80" w:type="dxa"/>
+              <w:end w:w="100" w:type="dxa"/>
+            </w:tcMar>
           </w:tcPr>
           <w:p>
             <w:r/>
@@ -367,15 +643,22 @@
               <w:rPr>
                 <w:rFonts w:ascii="Times New Roman" w:hAnsi="Times New Roman" w:eastAsia="標楷體"/>
                 <w:b w:val="0"/>
-                <w:sz w:val="21"/>
+                <w:sz w:val="17"/>
               </w:rPr>
-              <w:t>三尺度模型三面板</w:t>
+              <w:t>三尺度模型幾何、地層、邊界與網格／粒徑</w:t>
             </w:r>
           </w:p>
         </w:tc>
         <w:tc>
           <w:tcPr>
-            <w:tcW w:type="dxa" w:w="2880"/>
+            <w:tcW w:type="dxa" w:w="1211"/>
+            <w:vAlign w:val="center"/>
+            <w:tcMar>
+              <w:top w:w="80" w:type="dxa"/>
+              <w:start w:w="100" w:type="dxa"/>
+              <w:bottom w:w="80" w:type="dxa"/>
+              <w:end w:w="100" w:type="dxa"/>
+            </w:tcMar>
           </w:tcPr>
           <w:p>
             <w:r/>
@@ -383,17 +666,50 @@
               <w:rPr>
                 <w:rFonts w:ascii="Times New Roman" w:hAnsi="Times New Roman" w:eastAsia="標楷體"/>
                 <w:b w:val="0"/>
-                <w:sz w:val="21"/>
+                <w:sz w:val="17"/>
               </w:rPr>
-              <w:t>圖5-02+03+04 合併</w:t>
+              <w:t>可整併</w:t>
+            </w:r>
+          </w:p>
+        </w:tc>
+        <w:tc>
+          <w:tcPr>
+            <w:tcW w:type="dxa" w:w="3420"/>
+            <w:vAlign w:val="center"/>
+            <w:tcMar>
+              <w:top w:w="80" w:type="dxa"/>
+              <w:start w:w="100" w:type="dxa"/>
+              <w:bottom w:w="80" w:type="dxa"/>
+              <w:end w:w="100" w:type="dxa"/>
+            </w:tcMar>
+          </w:tcPr>
+          <w:p>
+            <w:r/>
+            <w:r>
+              <w:rPr>
+                <w:rFonts w:ascii="Times New Roman" w:hAnsi="Times New Roman" w:eastAsia="標楷體"/>
+                <w:b w:val="0"/>
+                <w:sz w:val="17"/>
+              </w:rPr>
+              <w:t>圖5-02/03/04；標出共享區與輸出位置</w:t>
             </w:r>
           </w:p>
         </w:tc>
       </w:tr>
       <w:tr>
+        <w:trPr>
+          <w:cantSplit/>
+        </w:trPr>
         <w:tc>
           <w:tcPr>
-            <w:tcW w:type="dxa" w:w="2880"/>
+            <w:tcW w:type="dxa" w:w="784"/>
+            <w:vAlign w:val="center"/>
+            <w:tcMar>
+              <w:top w:w="80" w:type="dxa"/>
+              <w:start w:w="100" w:type="dxa"/>
+              <w:bottom w:w="80" w:type="dxa"/>
+              <w:end w:w="100" w:type="dxa"/>
+            </w:tcMar>
           </w:tcPr>
           <w:p>
             <w:r/>
@@ -402,7 +718,7 @@
                 <w:rFonts w:ascii="Times New Roman" w:hAnsi="Times New Roman" w:eastAsia="標楷體"/>
                 <w:b w:val="0"/>
                 <w:color w:val="C00000"/>
-                <w:sz w:val="21"/>
+                <w:sz w:val="17"/>
               </w:rPr>
               <w:t>圖6</w:t>
             </w:r>
@@ -410,7 +726,14 @@
         </w:tc>
         <w:tc>
           <w:tcPr>
-            <w:tcW w:type="dxa" w:w="2880"/>
+            <w:tcW w:type="dxa" w:w="4133"/>
+            <w:vAlign w:val="center"/>
+            <w:tcMar>
+              <w:top w:w="80" w:type="dxa"/>
+              <w:start w:w="100" w:type="dxa"/>
+              <w:bottom w:w="80" w:type="dxa"/>
+              <w:end w:w="100" w:type="dxa"/>
+            </w:tcMar>
           </w:tcPr>
           <w:p>
             <w:r/>
@@ -418,15 +741,22 @@
               <w:rPr>
                 <w:rFonts w:ascii="Times New Roman" w:hAnsi="Times New Roman" w:eastAsia="標楷體"/>
                 <w:b w:val="0"/>
-                <w:sz w:val="21"/>
+                <w:sz w:val="17"/>
               </w:rPr>
-              <w:t>τ-p 門檻機制（濕季應力雲移入門檻帶）</w:t>
+              <w:t>水力—有效應力—門檻活化的模型內機制</w:t>
             </w:r>
           </w:p>
         </w:tc>
         <w:tc>
           <w:tcPr>
-            <w:tcW w:type="dxa" w:w="2880"/>
+            <w:tcW w:type="dxa" w:w="1211"/>
+            <w:vAlign w:val="center"/>
+            <w:tcMar>
+              <w:top w:w="80" w:type="dxa"/>
+              <w:start w:w="100" w:type="dxa"/>
+              <w:bottom w:w="80" w:type="dxa"/>
+              <w:end w:w="100" w:type="dxa"/>
+            </w:tcMar>
           </w:tcPr>
           <w:p>
             <w:r/>
@@ -434,17 +764,50 @@
               <w:rPr>
                 <w:rFonts w:ascii="Times New Roman" w:hAnsi="Times New Roman" w:eastAsia="標楷體"/>
                 <w:b w:val="0"/>
-                <w:sz w:val="21"/>
+                <w:sz w:val="17"/>
               </w:rPr>
-              <w:t>圖5-14 現成</w:t>
+              <w:t>可用</w:t>
+            </w:r>
+          </w:p>
+        </w:tc>
+        <w:tc>
+          <w:tcPr>
+            <w:tcW w:type="dxa" w:w="3420"/>
+            <w:vAlign w:val="center"/>
+            <w:tcMar>
+              <w:top w:w="80" w:type="dxa"/>
+              <w:start w:w="100" w:type="dxa"/>
+              <w:bottom w:w="80" w:type="dxa"/>
+              <w:end w:w="100" w:type="dxa"/>
+            </w:tcMar>
+          </w:tcPr>
+          <w:p>
+            <w:r/>
+            <w:r>
+              <w:rPr>
+                <w:rFonts w:ascii="Times New Roman" w:hAnsi="Times New Roman" w:eastAsia="標楷體"/>
+                <w:b w:val="0"/>
+                <w:sz w:val="17"/>
+              </w:rPr>
+              <w:t>圖5-14；補變數定義與時間點</w:t>
             </w:r>
           </w:p>
         </w:tc>
       </w:tr>
       <w:tr>
+        <w:trPr>
+          <w:cantSplit/>
+        </w:trPr>
         <w:tc>
           <w:tcPr>
-            <w:tcW w:type="dxa" w:w="2880"/>
+            <w:tcW w:type="dxa" w:w="784"/>
+            <w:vAlign w:val="center"/>
+            <w:tcMar>
+              <w:top w:w="80" w:type="dxa"/>
+              <w:start w:w="100" w:type="dxa"/>
+              <w:bottom w:w="80" w:type="dxa"/>
+              <w:end w:w="100" w:type="dxa"/>
+            </w:tcMar>
           </w:tcPr>
           <w:p>
             <w:r/>
@@ -453,7 +816,7 @@
                 <w:rFonts w:ascii="Times New Roman" w:hAnsi="Times New Roman" w:eastAsia="標楷體"/>
                 <w:b w:val="0"/>
                 <w:color w:val="C00000"/>
-                <w:sz w:val="21"/>
+                <w:sz w:val="17"/>
               </w:rPr>
               <w:t>圖7</w:t>
             </w:r>
@@ -461,7 +824,14 @@
         </w:tc>
         <w:tc>
           <w:tcPr>
-            <w:tcW w:type="dxa" w:w="2880"/>
+            <w:tcW w:type="dxa" w:w="4133"/>
+            <w:vAlign w:val="center"/>
+            <w:tcMar>
+              <w:top w:w="80" w:type="dxa"/>
+              <w:start w:w="100" w:type="dxa"/>
+              <w:bottom w:w="80" w:type="dxa"/>
+              <w:end w:w="100" w:type="dxa"/>
+            </w:tcMar>
           </w:tcPr>
           <w:p>
             <w:r/>
@@ -469,15 +839,22 @@
               <w:rPr>
                 <w:rFonts w:ascii="Times New Roman" w:hAnsi="Times New Roman" w:eastAsia="標楷體"/>
                 <w:b w:val="0"/>
-                <w:sz w:val="21"/>
+                <w:sz w:val="17"/>
               </w:rPr>
-              <w:t>門檻活化演化（乾衰減→雨爆發→退凍結）</w:t>
+              <w:t>乾季—升水—濕峰—退水的跨尺度活化演化</w:t>
             </w:r>
           </w:p>
         </w:tc>
         <w:tc>
           <w:tcPr>
-            <w:tcW w:type="dxa" w:w="2880"/>
+            <w:tcW w:type="dxa" w:w="1211"/>
+            <w:vAlign w:val="center"/>
+            <w:tcMar>
+              <w:top w:w="80" w:type="dxa"/>
+              <w:start w:w="100" w:type="dxa"/>
+              <w:bottom w:w="80" w:type="dxa"/>
+              <w:end w:w="100" w:type="dxa"/>
+            </w:tcMar>
           </w:tcPr>
           <w:p>
             <w:r/>
@@ -485,17 +862,50 @@
               <w:rPr>
                 <w:rFonts w:ascii="Times New Roman" w:hAnsi="Times New Roman" w:eastAsia="標楷體"/>
                 <w:b w:val="0"/>
-                <w:sz w:val="21"/>
+                <w:sz w:val="17"/>
               </w:rPr>
-              <w:t>圖5-08+5-12 縮幀合併</w:t>
+              <w:t>可整併</w:t>
+            </w:r>
+          </w:p>
+        </w:tc>
+        <w:tc>
+          <w:tcPr>
+            <w:tcW w:type="dxa" w:w="3420"/>
+            <w:vAlign w:val="center"/>
+            <w:tcMar>
+              <w:top w:w="80" w:type="dxa"/>
+              <w:start w:w="100" w:type="dxa"/>
+              <w:bottom w:w="80" w:type="dxa"/>
+              <w:end w:w="100" w:type="dxa"/>
+            </w:tcMar>
+          </w:tcPr>
+          <w:p>
+            <w:r/>
+            <w:r>
+              <w:rPr>
+                <w:rFonts w:ascii="Times New Roman" w:hAnsi="Times New Roman" w:eastAsia="標楷體"/>
+                <w:b w:val="0"/>
+                <w:sz w:val="17"/>
+              </w:rPr>
+              <w:t>圖5-08＋5-12；相同色階與三個關鍵時點</w:t>
             </w:r>
           </w:p>
         </w:tc>
       </w:tr>
       <w:tr>
+        <w:trPr>
+          <w:cantSplit/>
+        </w:trPr>
         <w:tc>
           <w:tcPr>
-            <w:tcW w:type="dxa" w:w="2880"/>
+            <w:tcW w:type="dxa" w:w="784"/>
+            <w:vAlign w:val="center"/>
+            <w:tcMar>
+              <w:top w:w="80" w:type="dxa"/>
+              <w:start w:w="100" w:type="dxa"/>
+              <w:bottom w:w="80" w:type="dxa"/>
+              <w:end w:w="100" w:type="dxa"/>
+            </w:tcMar>
           </w:tcPr>
           <w:p>
             <w:r/>
@@ -504,7 +914,7 @@
                 <w:rFonts w:ascii="Times New Roman" w:hAnsi="Times New Roman" w:eastAsia="標楷體"/>
                 <w:b w:val="0"/>
                 <w:color w:val="C00000"/>
-                <w:sz w:val="21"/>
+                <w:sz w:val="17"/>
               </w:rPr>
               <w:t>圖8</w:t>
             </w:r>
@@ -512,7 +922,14 @@
         </w:tc>
         <w:tc>
           <w:tcPr>
-            <w:tcW w:type="dxa" w:w="2880"/>
+            <w:tcW w:type="dxa" w:w="4133"/>
+            <w:vAlign w:val="center"/>
+            <w:tcMar>
+              <w:top w:w="80" w:type="dxa"/>
+              <w:start w:w="100" w:type="dxa"/>
+              <w:bottom w:w="80" w:type="dxa"/>
+              <w:end w:w="100" w:type="dxa"/>
+            </w:tcMar>
           </w:tcPr>
           <w:p>
             <w:r/>
@@ -520,15 +937,22 @@
               <w:rPr>
                 <w:rFonts w:ascii="Times New Roman" w:hAnsi="Times New Roman" w:eastAsia="標楷體"/>
                 <w:b w:val="0"/>
-                <w:sz w:val="21"/>
+                <w:sz w:val="17"/>
               </w:rPr>
-              <w:t>近場排水暈</w:t>
+              <w:t>襯砌微損傷歷程與 A_wet/A_frz 定義</w:t>
             </w:r>
           </w:p>
         </w:tc>
         <w:tc>
           <w:tcPr>
-            <w:tcW w:type="dxa" w:w="2880"/>
+            <w:tcW w:type="dxa" w:w="1211"/>
+            <w:vAlign w:val="center"/>
+            <w:tcMar>
+              <w:top w:w="80" w:type="dxa"/>
+              <w:start w:w="100" w:type="dxa"/>
+              <w:bottom w:w="80" w:type="dxa"/>
+              <w:end w:w="100" w:type="dxa"/>
+            </w:tcMar>
           </w:tcPr>
           <w:p>
             <w:r/>
@@ -536,17 +960,50 @@
               <w:rPr>
                 <w:rFonts w:ascii="Times New Roman" w:hAnsi="Times New Roman" w:eastAsia="標楷體"/>
                 <w:b w:val="0"/>
-                <w:sz w:val="21"/>
+                <w:sz w:val="17"/>
               </w:rPr>
-              <w:t>圖5-11 現成</w:t>
+              <w:t>可用</w:t>
+            </w:r>
+          </w:p>
+        </w:tc>
+        <w:tc>
+          <w:tcPr>
+            <w:tcW w:type="dxa" w:w="3420"/>
+            <w:vAlign w:val="center"/>
+            <w:tcMar>
+              <w:top w:w="80" w:type="dxa"/>
+              <w:start w:w="100" w:type="dxa"/>
+              <w:bottom w:w="80" w:type="dxa"/>
+              <w:end w:w="100" w:type="dxa"/>
+            </w:tcMar>
+          </w:tcPr>
+          <w:p>
+            <w:r/>
+            <w:r>
+              <w:rPr>
+                <w:rFonts w:ascii="Times New Roman" w:hAnsi="Times New Roman" w:eastAsia="標楷體"/>
+                <w:b w:val="0"/>
+                <w:sz w:val="17"/>
+              </w:rPr>
+              <w:t>圖5-15；標分母、stage duration 與 100 m scenario</w:t>
             </w:r>
           </w:p>
         </w:tc>
       </w:tr>
       <w:tr>
+        <w:trPr>
+          <w:cantSplit/>
+        </w:trPr>
         <w:tc>
           <w:tcPr>
-            <w:tcW w:type="dxa" w:w="2880"/>
+            <w:tcW w:type="dxa" w:w="784"/>
+            <w:vAlign w:val="center"/>
+            <w:tcMar>
+              <w:top w:w="80" w:type="dxa"/>
+              <w:start w:w="100" w:type="dxa"/>
+              <w:bottom w:w="80" w:type="dxa"/>
+              <w:end w:w="100" w:type="dxa"/>
+            </w:tcMar>
           </w:tcPr>
           <w:p>
             <w:r/>
@@ -555,7 +1012,7 @@
                 <w:rFonts w:ascii="Times New Roman" w:hAnsi="Times New Roman" w:eastAsia="標楷體"/>
                 <w:b w:val="0"/>
                 <w:color w:val="C00000"/>
-                <w:sz w:val="21"/>
+                <w:sz w:val="17"/>
               </w:rPr>
               <w:t>圖9</w:t>
             </w:r>
@@ -563,7 +1020,14 @@
         </w:tc>
         <w:tc>
           <w:tcPr>
-            <w:tcW w:type="dxa" w:w="2880"/>
+            <w:tcW w:type="dxa" w:w="4133"/>
+            <w:vAlign w:val="center"/>
+            <w:tcMar>
+              <w:top w:w="80" w:type="dxa"/>
+              <w:start w:w="100" w:type="dxa"/>
+              <w:bottom w:w="80" w:type="dxa"/>
+              <w:end w:w="100" w:type="dxa"/>
+            </w:tcMar>
           </w:tcPr>
           <w:p>
             <w:r/>
@@ -571,15 +1035,22 @@
               <w:rPr>
                 <w:rFonts w:ascii="Times New Roman" w:hAnsi="Times New Roman" w:eastAsia="標楷體"/>
                 <w:b w:val="0"/>
-                <w:sz w:val="21"/>
+                <w:sz w:val="17"/>
               </w:rPr>
-              <w:t>襯砌損傷史 A_wet/A_frz</w:t>
+              <w:t>外壓、內力、收斂與損傷位置之對應</w:t>
             </w:r>
           </w:p>
         </w:tc>
         <w:tc>
           <w:tcPr>
-            <w:tcW w:type="dxa" w:w="2880"/>
+            <w:tcW w:type="dxa" w:w="1211"/>
+            <w:vAlign w:val="center"/>
+            <w:tcMar>
+              <w:top w:w="80" w:type="dxa"/>
+              <w:start w:w="100" w:type="dxa"/>
+              <w:bottom w:w="80" w:type="dxa"/>
+              <w:end w:w="100" w:type="dxa"/>
+            </w:tcMar>
           </w:tcPr>
           <w:p>
             <w:r/>
@@ -587,17 +1058,50 @@
               <w:rPr>
                 <w:rFonts w:ascii="Times New Roman" w:hAnsi="Times New Roman" w:eastAsia="標楷體"/>
                 <w:b w:val="0"/>
-                <w:sz w:val="21"/>
+                <w:sz w:val="17"/>
               </w:rPr>
-              <w:t>圖5-15 現成</w:t>
+              <w:t>需整併</w:t>
+            </w:r>
+          </w:p>
+        </w:tc>
+        <w:tc>
+          <w:tcPr>
+            <w:tcW w:type="dxa" w:w="3420"/>
+            <w:vAlign w:val="center"/>
+            <w:tcMar>
+              <w:top w:w="80" w:type="dxa"/>
+              <w:start w:w="100" w:type="dxa"/>
+              <w:bottom w:w="80" w:type="dxa"/>
+              <w:end w:w="100" w:type="dxa"/>
+            </w:tcMar>
+          </w:tcPr>
+          <w:p>
+            <w:r/>
+            <w:r>
+              <w:rPr>
+                <w:rFonts w:ascii="Times New Roman" w:hAnsi="Times New Roman" w:eastAsia="標楷體"/>
+                <w:b w:val="0"/>
+                <w:sz w:val="17"/>
+              </w:rPr>
+              <w:t>圖5-16/17/18；避免只報極值不報位置</w:t>
             </w:r>
           </w:p>
         </w:tc>
       </w:tr>
       <w:tr>
+        <w:trPr>
+          <w:cantSplit/>
+        </w:trPr>
         <w:tc>
           <w:tcPr>
-            <w:tcW w:type="dxa" w:w="2880"/>
+            <w:tcW w:type="dxa" w:w="784"/>
+            <w:vAlign w:val="center"/>
+            <w:tcMar>
+              <w:top w:w="80" w:type="dxa"/>
+              <w:start w:w="100" w:type="dxa"/>
+              <w:bottom w:w="80" w:type="dxa"/>
+              <w:end w:w="100" w:type="dxa"/>
+            </w:tcMar>
           </w:tcPr>
           <w:p>
             <w:r/>
@@ -606,7 +1110,7 @@
                 <w:rFonts w:ascii="Times New Roman" w:hAnsi="Times New Roman" w:eastAsia="標楷體"/>
                 <w:b w:val="0"/>
                 <w:color w:val="C00000"/>
-                <w:sz w:val="21"/>
+                <w:sz w:val="17"/>
               </w:rPr>
               <w:t>圖10</w:t>
             </w:r>
@@ -614,7 +1118,14 @@
         </w:tc>
         <w:tc>
           <w:tcPr>
-            <w:tcW w:type="dxa" w:w="2880"/>
+            <w:tcW w:type="dxa" w:w="4133"/>
+            <w:vAlign w:val="center"/>
+            <w:tcMar>
+              <w:top w:w="80" w:type="dxa"/>
+              <w:start w:w="100" w:type="dxa"/>
+              <w:bottom w:w="80" w:type="dxa"/>
+              <w:end w:w="100" w:type="dxa"/>
+            </w:tcMar>
           </w:tcPr>
           <w:p>
             <w:r/>
@@ -622,15 +1133,22 @@
               <w:rPr>
                 <w:rFonts w:ascii="Times New Roman" w:hAnsi="Times New Roman" w:eastAsia="標楷體"/>
                 <w:b w:val="0"/>
-                <w:sz w:val="21"/>
+                <w:sz w:val="17"/>
               </w:rPr>
-              <w:t>襯砌外壓＋內力（946 kPa 帶＋1,029 kN/m 力偶）</w:t>
+              <w:t>BPM 材料率定、CONTROL-0、registry 與聚類 QA</w:t>
             </w:r>
           </w:p>
         </w:tc>
         <w:tc>
           <w:tcPr>
-            <w:tcW w:type="dxa" w:w="2880"/>
+            <w:tcW w:type="dxa" w:w="1211"/>
+            <w:vAlign w:val="center"/>
+            <w:tcMar>
+              <w:top w:w="80" w:type="dxa"/>
+              <w:start w:w="100" w:type="dxa"/>
+              <w:bottom w:w="80" w:type="dxa"/>
+              <w:end w:w="100" w:type="dxa"/>
+            </w:tcMar>
           </w:tcPr>
           <w:p>
             <w:r/>
@@ -638,17 +1156,50 @@
               <w:rPr>
                 <w:rFonts w:ascii="Times New Roman" w:hAnsi="Times New Roman" w:eastAsia="標楷體"/>
                 <w:b w:val="0"/>
-                <w:sz w:val="21"/>
+                <w:sz w:val="17"/>
               </w:rPr>
-              <w:t>圖5-16+5-17 合併</w:t>
+              <w:t>目前缺主圖</w:t>
+            </w:r>
+          </w:p>
+        </w:tc>
+        <w:tc>
+          <w:tcPr>
+            <w:tcW w:type="dxa" w:w="3420"/>
+            <w:vAlign w:val="center"/>
+            <w:tcMar>
+              <w:top w:w="80" w:type="dxa"/>
+              <w:start w:w="100" w:type="dxa"/>
+              <w:bottom w:w="80" w:type="dxa"/>
+              <w:end w:w="100" w:type="dxa"/>
+            </w:tcMar>
+          </w:tcPr>
+          <w:p>
+            <w:r/>
+            <w:r>
+              <w:rPr>
+                <w:rFonts w:ascii="Times New Roman" w:hAnsi="Times New Roman" w:eastAsia="標楷體"/>
+                <w:b w:val="0"/>
+                <w:sz w:val="17"/>
+              </w:rPr>
+              <w:t>E/ν/UCS/ft、破壞型態、起裂與守恆／底噪</w:t>
             </w:r>
           </w:p>
         </w:tc>
       </w:tr>
       <w:tr>
+        <w:trPr>
+          <w:cantSplit/>
+        </w:trPr>
         <w:tc>
           <w:tcPr>
-            <w:tcW w:type="dxa" w:w="2880"/>
+            <w:tcW w:type="dxa" w:w="784"/>
+            <w:vAlign w:val="center"/>
+            <w:tcMar>
+              <w:top w:w="80" w:type="dxa"/>
+              <w:start w:w="100" w:type="dxa"/>
+              <w:bottom w:w="80" w:type="dxa"/>
+              <w:end w:w="100" w:type="dxa"/>
+            </w:tcMar>
           </w:tcPr>
           <w:p>
             <w:r/>
@@ -657,7 +1208,7 @@
                 <w:rFonts w:ascii="Times New Roman" w:hAnsi="Times New Roman" w:eastAsia="標楷體"/>
                 <w:b w:val="0"/>
                 <w:color w:val="C00000"/>
-                <w:sz w:val="21"/>
+                <w:sz w:val="17"/>
               </w:rPr>
               <w:t>圖11</w:t>
             </w:r>
@@ -665,7 +1216,14 @@
         </w:tc>
         <w:tc>
           <w:tcPr>
-            <w:tcW w:type="dxa" w:w="2880"/>
+            <w:tcW w:type="dxa" w:w="4133"/>
+            <w:vAlign w:val="center"/>
+            <w:tcMar>
+              <w:top w:w="80" w:type="dxa"/>
+              <w:start w:w="100" w:type="dxa"/>
+              <w:bottom w:w="80" w:type="dxa"/>
+              <w:end w:w="100" w:type="dxa"/>
+            </w:tcMar>
           </w:tcPr>
           <w:p>
             <w:r/>
@@ -673,15 +1231,22 @@
               <w:rPr>
                 <w:rFonts w:ascii="Times New Roman" w:hAnsi="Times New Roman" w:eastAsia="標楷體"/>
                 <w:b w:val="0"/>
-                <w:sz w:val="21"/>
+                <w:sz w:val="17"/>
               </w:rPr>
-              <w:t>裂縫發展與分類（與圖2 同座標展開）</w:t>
+              <w:t>模擬微損傷群聚與現地病害的同座標分區／型態比較</w:t>
             </w:r>
           </w:p>
         </w:tc>
         <w:tc>
           <w:tcPr>
-            <w:tcW w:type="dxa" w:w="2880"/>
+            <w:tcW w:type="dxa" w:w="1211"/>
+            <w:vAlign w:val="center"/>
+            <w:tcMar>
+              <w:top w:w="80" w:type="dxa"/>
+              <w:start w:w="100" w:type="dxa"/>
+              <w:bottom w:w="80" w:type="dxa"/>
+              <w:end w:w="100" w:type="dxa"/>
+            </w:tcMar>
           </w:tcPr>
           <w:p>
             <w:r/>
@@ -689,17 +1254,50 @@
               <w:rPr>
                 <w:rFonts w:ascii="Times New Roman" w:hAnsi="Times New Roman" w:eastAsia="標楷體"/>
                 <w:b w:val="0"/>
-                <w:sz w:val="21"/>
+                <w:sz w:val="17"/>
               </w:rPr>
-              <w:t>圖5-19 改造</w:t>
+              <w:t>必改</w:t>
+            </w:r>
+          </w:p>
+        </w:tc>
+        <w:tc>
+          <w:tcPr>
+            <w:tcW w:type="dxa" w:w="3420"/>
+            <w:vAlign w:val="center"/>
+            <w:tcMar>
+              <w:top w:w="80" w:type="dxa"/>
+              <w:start w:w="100" w:type="dxa"/>
+              <w:bottom w:w="80" w:type="dxa"/>
+              <w:end w:w="100" w:type="dxa"/>
+            </w:tcMar>
+          </w:tcPr>
+          <w:p>
+            <w:r/>
+            <w:r>
+              <w:rPr>
+                <w:rFonts w:ascii="Times New Roman" w:hAnsi="Times New Roman" w:eastAsia="標楷體"/>
+                <w:b w:val="0"/>
+                <w:sz w:val="17"/>
+              </w:rPr>
+              <w:t>圖5-19＋現地圖；明標不是逐裂縫驗證</w:t>
             </w:r>
           </w:p>
         </w:tc>
       </w:tr>
       <w:tr>
+        <w:trPr>
+          <w:cantSplit/>
+        </w:trPr>
         <w:tc>
           <w:tcPr>
-            <w:tcW w:type="dxa" w:w="2880"/>
+            <w:tcW w:type="dxa" w:w="784"/>
+            <w:vAlign w:val="center"/>
+            <w:tcMar>
+              <w:top w:w="80" w:type="dxa"/>
+              <w:start w:w="100" w:type="dxa"/>
+              <w:bottom w:w="80" w:type="dxa"/>
+              <w:end w:w="100" w:type="dxa"/>
+            </w:tcMar>
           </w:tcPr>
           <w:p>
             <w:r/>
@@ -708,7 +1306,7 @@
                 <w:rFonts w:ascii="Times New Roman" w:hAnsi="Times New Roman" w:eastAsia="標楷體"/>
                 <w:b w:val="0"/>
                 <w:color w:val="C00000"/>
-                <w:sz w:val="21"/>
+                <w:sz w:val="17"/>
               </w:rPr>
               <w:t>圖12</w:t>
             </w:r>
@@ -716,7 +1314,14 @@
         </w:tc>
         <w:tc>
           <w:tcPr>
-            <w:tcW w:type="dxa" w:w="2880"/>
+            <w:tcW w:type="dxa" w:w="4133"/>
+            <w:vAlign w:val="center"/>
+            <w:tcMar>
+              <w:top w:w="80" w:type="dxa"/>
+              <w:start w:w="100" w:type="dxa"/>
+              <w:bottom w:w="80" w:type="dxa"/>
+              <w:end w:w="100" w:type="dxa"/>
+            </w:tcMar>
           </w:tcPr>
           <w:p>
             <w:r/>
@@ -724,15 +1329,22 @@
               <w:rPr>
                 <w:rFonts w:ascii="Times New Roman" w:hAnsi="Times New Roman" w:eastAsia="標楷體"/>
                 <w:b w:val="0"/>
-                <w:sz w:val="21"/>
+                <w:sz w:val="17"/>
               </w:rPr>
-              <w:t>三維裂縫演化（hero）</w:t>
+              <w:t>三維損傷群聚演化與主要空間帶</w:t>
             </w:r>
           </w:p>
         </w:tc>
         <w:tc>
           <w:tcPr>
-            <w:tcW w:type="dxa" w:w="2880"/>
+            <w:tcW w:type="dxa" w:w="1211"/>
+            <w:vAlign w:val="center"/>
+            <w:tcMar>
+              <w:top w:w="80" w:type="dxa"/>
+              <w:start w:w="100" w:type="dxa"/>
+              <w:bottom w:w="80" w:type="dxa"/>
+              <w:end w:w="100" w:type="dxa"/>
+            </w:tcMar>
           </w:tcPr>
           <w:p>
             <w:r/>
@@ -740,17 +1352,50 @@
               <w:rPr>
                 <w:rFonts w:ascii="Times New Roman" w:hAnsi="Times New Roman" w:eastAsia="標楷體"/>
                 <w:b w:val="0"/>
-                <w:sz w:val="21"/>
+                <w:sz w:val="17"/>
               </w:rPr>
-              <w:t>圖5-20 現成</w:t>
+              <w:t>可用</w:t>
+            </w:r>
+          </w:p>
+        </w:tc>
+        <w:tc>
+          <w:tcPr>
+            <w:tcW w:type="dxa" w:w="3420"/>
+            <w:vAlign w:val="center"/>
+            <w:tcMar>
+              <w:top w:w="80" w:type="dxa"/>
+              <w:start w:w="100" w:type="dxa"/>
+              <w:bottom w:w="80" w:type="dxa"/>
+              <w:end w:w="100" w:type="dxa"/>
+            </w:tcMar>
+          </w:tcPr>
+          <w:p>
+            <w:r/>
+            <w:r>
+              <w:rPr>
+                <w:rFonts w:ascii="Times New Roman" w:hAnsi="Times New Roman" w:eastAsia="標楷體"/>
+                <w:b w:val="0"/>
+                <w:sz w:val="17"/>
+              </w:rPr>
+              <w:t>圖5-20；caption 使用 damage cluster／reconstructed crack</w:t>
             </w:r>
           </w:p>
         </w:tc>
       </w:tr>
       <w:tr>
+        <w:trPr>
+          <w:cantSplit/>
+        </w:trPr>
         <w:tc>
           <w:tcPr>
-            <w:tcW w:type="dxa" w:w="2880"/>
+            <w:tcW w:type="dxa" w:w="784"/>
+            <w:vAlign w:val="center"/>
+            <w:tcMar>
+              <w:top w:w="80" w:type="dxa"/>
+              <w:start w:w="100" w:type="dxa"/>
+              <w:bottom w:w="80" w:type="dxa"/>
+              <w:end w:w="100" w:type="dxa"/>
+            </w:tcMar>
           </w:tcPr>
           <w:p>
             <w:r/>
@@ -759,7 +1404,7 @@
                 <w:rFonts w:ascii="Times New Roman" w:hAnsi="Times New Roman" w:eastAsia="標楷體"/>
                 <w:b w:val="0"/>
                 <w:color w:val="C00000"/>
-                <w:sz w:val="21"/>
+                <w:sz w:val="17"/>
               </w:rPr>
               <w:t>圖13</w:t>
             </w:r>
@@ -767,7 +1412,14 @@
         </w:tc>
         <w:tc>
           <w:tcPr>
-            <w:tcW w:type="dxa" w:w="2880"/>
+            <w:tcW w:type="dxa" w:w="4133"/>
+            <w:vAlign w:val="center"/>
+            <w:tcMar>
+              <w:top w:w="80" w:type="dxa"/>
+              <w:start w:w="100" w:type="dxa"/>
+              <w:bottom w:w="80" w:type="dxa"/>
+              <w:end w:w="100" w:type="dxa"/>
+            </w:tcMar>
           </w:tcPr>
           <w:p>
             <w:r/>
@@ -775,15 +1427,22 @@
               <w:rPr>
                 <w:rFonts w:ascii="Times New Roman" w:hAnsi="Times New Roman" w:eastAsia="標楷體"/>
                 <w:b w:val="0"/>
-                <w:sz w:val="21"/>
+                <w:sz w:val="17"/>
               </w:rPr>
-              <w:t>雙向耦合方法＋單雙向時間線</w:t>
+              <w:t>06 分割式交錯回饋流程與 26-tick 狀態傳遞</w:t>
             </w:r>
           </w:p>
         </w:tc>
         <w:tc>
           <w:tcPr>
-            <w:tcW w:type="dxa" w:w="2880"/>
+            <w:tcW w:type="dxa" w:w="1211"/>
+            <w:vAlign w:val="center"/>
+            <w:tcMar>
+              <w:top w:w="80" w:type="dxa"/>
+              <w:start w:w="100" w:type="dxa"/>
+              <w:bottom w:w="80" w:type="dxa"/>
+              <w:end w:w="100" w:type="dxa"/>
+            </w:tcMar>
           </w:tcPr>
           <w:p>
             <w:r/>
@@ -791,17 +1450,50 @@
               <w:rPr>
                 <w:rFonts w:ascii="Times New Roman" w:hAnsi="Times New Roman" w:eastAsia="標楷體"/>
                 <w:b w:val="0"/>
-                <w:sz w:val="21"/>
+                <w:sz w:val="17"/>
               </w:rPr>
-              <w:t>FIG06-01 期刊化</w:t>
+              <w:t>條件式</w:t>
+            </w:r>
+          </w:p>
+        </w:tc>
+        <w:tc>
+          <w:tcPr>
+            <w:tcW w:type="dxa" w:w="3420"/>
+            <w:vAlign w:val="center"/>
+            <w:tcMar>
+              <w:top w:w="80" w:type="dxa"/>
+              <w:start w:w="100" w:type="dxa"/>
+              <w:bottom w:w="80" w:type="dxa"/>
+              <w:end w:w="100" w:type="dxa"/>
+            </w:tcMar>
+          </w:tcPr>
+          <w:p>
+            <w:r/>
+            <w:r>
+              <w:rPr>
+                <w:rFonts w:ascii="Times New Roman" w:hAnsi="Times New Roman" w:eastAsia="標楷體"/>
+                <w:b w:val="0"/>
+                <w:sz w:val="17"/>
+              </w:rPr>
+              <w:t>FIG06-01；不用 strong coupling</w:t>
             </w:r>
           </w:p>
         </w:tc>
       </w:tr>
       <w:tr>
+        <w:trPr>
+          <w:cantSplit/>
+        </w:trPr>
         <w:tc>
           <w:tcPr>
-            <w:tcW w:type="dxa" w:w="2880"/>
+            <w:tcW w:type="dxa" w:w="784"/>
+            <w:vAlign w:val="center"/>
+            <w:tcMar>
+              <w:top w:w="80" w:type="dxa"/>
+              <w:start w:w="100" w:type="dxa"/>
+              <w:bottom w:w="80" w:type="dxa"/>
+              <w:end w:w="100" w:type="dxa"/>
+            </w:tcMar>
           </w:tcPr>
           <w:p>
             <w:r/>
@@ -810,7 +1502,7 @@
                 <w:rFonts w:ascii="Times New Roman" w:hAnsi="Times New Roman" w:eastAsia="標楷體"/>
                 <w:b w:val="0"/>
                 <w:color w:val="C00000"/>
-                <w:sz w:val="21"/>
+                <w:sz w:val="17"/>
               </w:rPr>
               <w:t>圖14</w:t>
             </w:r>
@@ -818,7 +1510,14 @@
         </w:tc>
         <w:tc>
           <w:tcPr>
-            <w:tcW w:type="dxa" w:w="2880"/>
+            <w:tcW w:type="dxa" w:w="4133"/>
+            <w:vAlign w:val="center"/>
+            <w:tcMar>
+              <w:top w:w="80" w:type="dxa"/>
+              <w:start w:w="100" w:type="dxa"/>
+              <w:bottom w:w="80" w:type="dxa"/>
+              <w:end w:w="100" w:type="dxa"/>
+            </w:tcMar>
           </w:tcPr>
           <w:p>
             <w:r/>
@@ -826,15 +1525,22 @@
               <w:rPr>
                 <w:rFonts w:ascii="Times New Roman" w:hAnsi="Times New Roman" w:eastAsia="標楷體"/>
                 <w:b w:val="0"/>
-                <w:sz w:val="21"/>
+                <w:sz w:val="17"/>
               </w:rPr>
-              <w:t>D(s,y) 損傷圖演化</w:t>
+              <w:t>同時段同交換節點 L0 vs T5、uniform-D vs mapped-D 與區間敏感度</w:t>
             </w:r>
           </w:p>
         </w:tc>
         <w:tc>
           <w:tcPr>
-            <w:tcW w:type="dxa" w:w="2880"/>
+            <w:tcW w:type="dxa" w:w="1211"/>
+            <w:vAlign w:val="center"/>
+            <w:tcMar>
+              <w:top w:w="80" w:type="dxa"/>
+              <w:start w:w="100" w:type="dxa"/>
+              <w:bottom w:w="80" w:type="dxa"/>
+              <w:end w:w="100" w:type="dxa"/>
+            </w:tcMar>
           </w:tcPr>
           <w:p>
             <w:r/>
@@ -842,17 +1548,50 @@
               <w:rPr>
                 <w:rFonts w:ascii="Times New Roman" w:hAnsi="Times New Roman" w:eastAsia="標楷體"/>
                 <w:b w:val="0"/>
-                <w:sz w:val="21"/>
+                <w:sz w:val="17"/>
               </w:rPr>
-              <w:t>FIG06-02 期刊化</w:t>
+              <w:t>尚未具備</w:t>
+            </w:r>
+          </w:p>
+        </w:tc>
+        <w:tc>
+          <w:tcPr>
+            <w:tcW w:type="dxa" w:w="3420"/>
+            <w:vAlign w:val="center"/>
+            <w:tcMar>
+              <w:top w:w="80" w:type="dxa"/>
+              <w:start w:w="100" w:type="dxa"/>
+              <w:bottom w:w="80" w:type="dxa"/>
+              <w:end w:w="100" w:type="dxa"/>
+            </w:tcMar>
+          </w:tcPr>
+          <w:p>
+            <w:r/>
+            <w:r>
+              <w:rPr>
+                <w:rFonts w:ascii="Times New Roman" w:hAnsi="Times New Roman" w:eastAsia="標楷體"/>
+                <w:b w:val="0"/>
+                <w:sz w:val="17"/>
+              </w:rPr>
+              <w:t>L0、Eeff(D)、2.5/5/10-day 或可行替代對照</w:t>
             </w:r>
           </w:p>
         </w:tc>
       </w:tr>
       <w:tr>
+        <w:trPr>
+          <w:cantSplit/>
+        </w:trPr>
         <w:tc>
           <w:tcPr>
-            <w:tcW w:type="dxa" w:w="2880"/>
+            <w:tcW w:type="dxa" w:w="784"/>
+            <w:vAlign w:val="center"/>
+            <w:tcMar>
+              <w:top w:w="80" w:type="dxa"/>
+              <w:start w:w="100" w:type="dxa"/>
+              <w:bottom w:w="80" w:type="dxa"/>
+              <w:end w:w="100" w:type="dxa"/>
+            </w:tcMar>
           </w:tcPr>
           <w:p>
             <w:r/>
@@ -861,7 +1600,7 @@
                 <w:rFonts w:ascii="Times New Roman" w:hAnsi="Times New Roman" w:eastAsia="標楷體"/>
                 <w:b w:val="0"/>
                 <w:color w:val="C00000"/>
-                <w:sz w:val="21"/>
+                <w:sz w:val="17"/>
               </w:rPr>
               <w:t>圖15</w:t>
             </w:r>
@@ -869,7 +1608,14 @@
         </w:tc>
         <w:tc>
           <w:tcPr>
-            <w:tcW w:type="dxa" w:w="2880"/>
+            <w:tcW w:type="dxa" w:w="4133"/>
+            <w:vAlign w:val="center"/>
+            <w:tcMar>
+              <w:top w:w="80" w:type="dxa"/>
+              <w:start w:w="100" w:type="dxa"/>
+              <w:bottom w:w="80" w:type="dxa"/>
+              <w:end w:w="100" w:type="dxa"/>
+            </w:tcMar>
           </w:tcPr>
           <w:p>
             <w:r/>
@@ -877,15 +1623,22 @@
               <w:rPr>
                 <w:rFonts w:ascii="Times New Roman" w:hAnsi="Times New Roman" w:eastAsia="標楷體"/>
                 <w:b w:val="0"/>
-                <w:sz w:val="21"/>
+                <w:sz w:val="17"/>
               </w:rPr>
-              <w:t>滯動損傷泵概念圖（bookend）</w:t>
+              <w:t>可觀測量—數值指標—巡檢分區之工程轉譯</w:t>
             </w:r>
           </w:p>
         </w:tc>
         <w:tc>
           <w:tcPr>
-            <w:tcW w:type="dxa" w:w="2880"/>
+            <w:tcW w:type="dxa" w:w="1211"/>
+            <w:vAlign w:val="center"/>
+            <w:tcMar>
+              <w:top w:w="80" w:type="dxa"/>
+              <w:start w:w="100" w:type="dxa"/>
+              <w:bottom w:w="80" w:type="dxa"/>
+              <w:end w:w="100" w:type="dxa"/>
+            </w:tcMar>
           </w:tcPr>
           <w:p>
             <w:r/>
@@ -893,9 +1646,32 @@
               <w:rPr>
                 <w:rFonts w:ascii="Times New Roman" w:hAnsi="Times New Roman" w:eastAsia="標楷體"/>
                 <w:b w:val="0"/>
-                <w:sz w:val="21"/>
+                <w:sz w:val="17"/>
               </w:rPr>
-              <w:t>新繪 pptx</w:t>
+              <w:t>條件式</w:t>
+            </w:r>
+          </w:p>
+        </w:tc>
+        <w:tc>
+          <w:tcPr>
+            <w:tcW w:type="dxa" w:w="3420"/>
+            <w:vAlign w:val="center"/>
+            <w:tcMar>
+              <w:top w:w="80" w:type="dxa"/>
+              <w:start w:w="100" w:type="dxa"/>
+              <w:bottom w:w="80" w:type="dxa"/>
+              <w:end w:w="100" w:type="dxa"/>
+            </w:tcMar>
+          </w:tcPr>
+          <w:p>
+            <w:r/>
+            <w:r>
+              <w:rPr>
+                <w:rFonts w:ascii="Times New Roman" w:hAnsi="Times New Roman" w:eastAsia="標楷體"/>
+                <w:b w:val="0"/>
+                <w:sz w:val="17"/>
+              </w:rPr>
+              <w:t>不用「損傷泵」當既定結論；需可執行指標</w:t>
             </w:r>
           </w:p>
         </w:tc>
@@ -905,18 +1681,31 @@
     <w:tbl>
       <w:tblPr>
         <w:tblStyle w:val="TableGrid"/>
-        <w:tblW w:type="auto" w:w="0"/>
+        <w:tblW w:type="dxa" w:w="9548"/>
+        <w:jc w:val="center"/>
+        <w:tblLayout w:type="fixed"/>
         <w:tblLook w:firstColumn="1" w:firstRow="1" w:lastColumn="0" w:lastRow="0" w:noHBand="0" w:noVBand="1" w:val="04A0"/>
+        <w:tblInd w:w="100" w:type="dxa"/>
       </w:tblPr>
       <w:tblGrid>
-        <w:gridCol w:w="2880"/>
-        <w:gridCol w:w="2880"/>
-        <w:gridCol w:w="2880"/>
+        <w:gridCol w:w="855"/>
+        <w:gridCol w:w="3491"/>
+        <w:gridCol w:w="5202"/>
       </w:tblGrid>
       <w:tr>
+        <w:trPr>
+          <w:tblHeader/>
+        </w:trPr>
         <w:tc>
           <w:tcPr>
-            <w:tcW w:type="dxa" w:w="2880"/>
+            <w:tcW w:type="dxa" w:w="855"/>
+            <w:vAlign w:val="center"/>
+            <w:tcMar>
+              <w:top w:w="80" w:type="dxa"/>
+              <w:start w:w="100" w:type="dxa"/>
+              <w:bottom w:w="80" w:type="dxa"/>
+              <w:end w:w="100" w:type="dxa"/>
+            </w:tcMar>
           </w:tcPr>
           <w:p>
             <w:r/>
@@ -924,7 +1713,7 @@
               <w:rPr>
                 <w:rFonts w:ascii="Times New Roman" w:hAnsi="Times New Roman" w:eastAsia="標楷體"/>
                 <w:b/>
-                <w:sz w:val="22"/>
+                <w:sz w:val="19"/>
               </w:rPr>
               <w:t>表</w:t>
             </w:r>
@@ -932,7 +1721,14 @@
         </w:tc>
         <w:tc>
           <w:tcPr>
-            <w:tcW w:type="dxa" w:w="2880"/>
+            <w:tcW w:type="dxa" w:w="3491"/>
+            <w:vAlign w:val="center"/>
+            <w:tcMar>
+              <w:top w:w="80" w:type="dxa"/>
+              <w:start w:w="100" w:type="dxa"/>
+              <w:bottom w:w="80" w:type="dxa"/>
+              <w:end w:w="100" w:type="dxa"/>
+            </w:tcMar>
           </w:tcPr>
           <w:p>
             <w:r/>
@@ -940,7 +1736,7 @@
               <w:rPr>
                 <w:rFonts w:ascii="Times New Roman" w:hAnsi="Times New Roman" w:eastAsia="標楷體"/>
                 <w:b/>
-                <w:sz w:val="22"/>
+                <w:sz w:val="19"/>
               </w:rPr>
               <w:t>內容</w:t>
             </w:r>
@@ -948,7 +1744,14 @@
         </w:tc>
         <w:tc>
           <w:tcPr>
-            <w:tcW w:type="dxa" w:w="2880"/>
+            <w:tcW w:type="dxa" w:w="5202"/>
+            <w:vAlign w:val="center"/>
+            <w:tcMar>
+              <w:top w:w="80" w:type="dxa"/>
+              <w:start w:w="100" w:type="dxa"/>
+              <w:bottom w:w="80" w:type="dxa"/>
+              <w:end w:w="100" w:type="dxa"/>
+            </w:tcMar>
           </w:tcPr>
           <w:p>
             <w:r/>
@@ -956,17 +1759,27 @@
               <w:rPr>
                 <w:rFonts w:ascii="Times New Roman" w:hAnsi="Times New Roman" w:eastAsia="標楷體"/>
                 <w:b/>
-                <w:sz w:val="22"/>
+                <w:sz w:val="19"/>
               </w:rPr>
-              <w:t>備註</w:t>
+              <w:t>必要欄位／用途</w:t>
             </w:r>
           </w:p>
         </w:tc>
       </w:tr>
       <w:tr>
+        <w:trPr>
+          <w:cantSplit/>
+        </w:trPr>
         <w:tc>
           <w:tcPr>
-            <w:tcW w:type="dxa" w:w="2880"/>
+            <w:tcW w:type="dxa" w:w="855"/>
+            <w:vAlign w:val="center"/>
+            <w:tcMar>
+              <w:top w:w="80" w:type="dxa"/>
+              <w:start w:w="100" w:type="dxa"/>
+              <w:bottom w:w="80" w:type="dxa"/>
+              <w:end w:w="100" w:type="dxa"/>
+            </w:tcMar>
           </w:tcPr>
           <w:p>
             <w:r/>
@@ -975,7 +1788,7 @@
                 <w:rFonts w:ascii="Times New Roman" w:hAnsi="Times New Roman" w:eastAsia="標楷體"/>
                 <w:b w:val="0"/>
                 <w:color w:val="008040"/>
-                <w:sz w:val="21"/>
+                <w:sz w:val="18"/>
               </w:rPr>
               <w:t>表1</w:t>
             </w:r>
@@ -983,7 +1796,14 @@
         </w:tc>
         <w:tc>
           <w:tcPr>
-            <w:tcW w:type="dxa" w:w="2880"/>
+            <w:tcW w:type="dxa" w:w="3491"/>
+            <w:vAlign w:val="center"/>
+            <w:tcMar>
+              <w:top w:w="80" w:type="dxa"/>
+              <w:start w:w="100" w:type="dxa"/>
+              <w:bottom w:w="80" w:type="dxa"/>
+              <w:end w:w="100" w:type="dxa"/>
+            </w:tcMar>
           </w:tcPr>
           <w:p>
             <w:r/>
@@ -991,15 +1811,22 @@
               <w:rPr>
                 <w:rFonts w:ascii="Times New Roman" w:hAnsi="Times New Roman" w:eastAsia="標楷體"/>
                 <w:b w:val="0"/>
-                <w:sz w:val="21"/>
+                <w:sz w:val="18"/>
               </w:rPr>
-              <w:t>文獻案例彙編（8 欄中性矩陣）</w:t>
+              <w:t>文獻證據矩陣</w:t>
             </w:r>
           </w:p>
         </w:tc>
         <w:tc>
           <w:tcPr>
-            <w:tcW w:type="dxa" w:w="2880"/>
+            <w:tcW w:type="dxa" w:w="5202"/>
+            <w:vAlign w:val="center"/>
+            <w:tcMar>
+              <w:top w:w="80" w:type="dxa"/>
+              <w:start w:w="100" w:type="dxa"/>
+              <w:bottom w:w="80" w:type="dxa"/>
+              <w:end w:w="100" w:type="dxa"/>
+            </w:tcMar>
           </w:tcPr>
           <w:p>
             <w:r/>
@@ -1007,17 +1834,27 @@
               <w:rPr>
                 <w:rFonts w:ascii="Times New Roman" w:hAnsi="Times New Roman" w:eastAsia="標楷體"/>
                 <w:b w:val="0"/>
-                <w:sz w:val="21"/>
+                <w:sz w:val="18"/>
               </w:rPr>
-              <w:t>不含 this study 行（前作教訓）</w:t>
+              <w:t>主題標籤＋方法＋論證角色＋A/B/B*/C；不含 this study 比較列</w:t>
             </w:r>
           </w:p>
         </w:tc>
       </w:tr>
       <w:tr>
+        <w:trPr>
+          <w:cantSplit/>
+        </w:trPr>
         <w:tc>
           <w:tcPr>
-            <w:tcW w:type="dxa" w:w="2880"/>
+            <w:tcW w:type="dxa" w:w="855"/>
+            <w:vAlign w:val="center"/>
+            <w:tcMar>
+              <w:top w:w="80" w:type="dxa"/>
+              <w:start w:w="100" w:type="dxa"/>
+              <w:bottom w:w="80" w:type="dxa"/>
+              <w:end w:w="100" w:type="dxa"/>
+            </w:tcMar>
           </w:tcPr>
           <w:p>
             <w:r/>
@@ -1026,7 +1863,7 @@
                 <w:rFonts w:ascii="Times New Roman" w:hAnsi="Times New Roman" w:eastAsia="標楷體"/>
                 <w:b w:val="0"/>
                 <w:color w:val="008040"/>
-                <w:sz w:val="21"/>
+                <w:sz w:val="18"/>
               </w:rPr>
               <w:t>表2</w:t>
             </w:r>
@@ -1034,7 +1871,14 @@
         </w:tc>
         <w:tc>
           <w:tcPr>
-            <w:tcW w:type="dxa" w:w="2880"/>
+            <w:tcW w:type="dxa" w:w="3491"/>
+            <w:vAlign w:val="center"/>
+            <w:tcMar>
+              <w:top w:w="80" w:type="dxa"/>
+              <w:start w:w="100" w:type="dxa"/>
+              <w:bottom w:w="80" w:type="dxa"/>
+              <w:end w:w="100" w:type="dxa"/>
+            </w:tcMar>
           </w:tcPr>
           <w:p>
             <w:r/>
@@ -1042,15 +1886,22 @@
               <w:rPr>
                 <w:rFonts w:ascii="Times New Roman" w:hAnsi="Times New Roman" w:eastAsia="標楷體"/>
                 <w:b w:val="0"/>
-                <w:sz w:val="21"/>
+                <w:sz w:val="18"/>
               </w:rPr>
-              <w:t>三尺度模型組態與參數（含出處欄）</w:t>
+              <w:t>三尺度模型、參數與 provenance</w:t>
             </w:r>
           </w:p>
         </w:tc>
         <w:tc>
           <w:tcPr>
-            <w:tcW w:type="dxa" w:w="2880"/>
+            <w:tcW w:type="dxa" w:w="5202"/>
+            <w:vAlign w:val="center"/>
+            <w:tcMar>
+              <w:top w:w="80" w:type="dxa"/>
+              <w:start w:w="100" w:type="dxa"/>
+              <w:bottom w:w="80" w:type="dxa"/>
+              <w:end w:w="100" w:type="dxa"/>
+            </w:tcMar>
           </w:tcPr>
           <w:p>
             <w:r/>
@@ -1058,17 +1909,27 @@
               <w:rPr>
                 <w:rFonts w:ascii="Times New Roman" w:hAnsi="Times New Roman" w:eastAsia="標楷體"/>
                 <w:b w:val="0"/>
-                <w:sz w:val="21"/>
+                <w:sz w:val="18"/>
               </w:rPr>
-              <w:t>回應 K0/參數來源問</w:t>
+              <w:t>數值、單位、來源、尺度轉換、使用模型、敏感度狀態</w:t>
             </w:r>
           </w:p>
         </w:tc>
       </w:tr>
       <w:tr>
+        <w:trPr>
+          <w:cantSplit/>
+        </w:trPr>
         <w:tc>
           <w:tcPr>
-            <w:tcW w:type="dxa" w:w="2880"/>
+            <w:tcW w:type="dxa" w:w="855"/>
+            <w:vAlign w:val="center"/>
+            <w:tcMar>
+              <w:top w:w="80" w:type="dxa"/>
+              <w:start w:w="100" w:type="dxa"/>
+              <w:bottom w:w="80" w:type="dxa"/>
+              <w:end w:w="100" w:type="dxa"/>
+            </w:tcMar>
           </w:tcPr>
           <w:p>
             <w:r/>
@@ -1077,7 +1938,7 @@
                 <w:rFonts w:ascii="Times New Roman" w:hAnsi="Times New Roman" w:eastAsia="標楷體"/>
                 <w:b w:val="0"/>
                 <w:color w:val="008040"/>
-                <w:sz w:val="21"/>
+                <w:sz w:val="18"/>
               </w:rPr>
               <w:t>表3</w:t>
             </w:r>
@@ -1085,7 +1946,14 @@
         </w:tc>
         <w:tc>
           <w:tcPr>
-            <w:tcW w:type="dxa" w:w="2880"/>
+            <w:tcW w:type="dxa" w:w="3491"/>
+            <w:vAlign w:val="center"/>
+            <w:tcMar>
+              <w:top w:w="80" w:type="dxa"/>
+              <w:start w:w="100" w:type="dxa"/>
+              <w:bottom w:w="80" w:type="dxa"/>
+              <w:end w:w="100" w:type="dxa"/>
+            </w:tcMar>
           </w:tcPr>
           <w:p>
             <w:r/>
@@ -1093,15 +1961,22 @@
               <w:rPr>
                 <w:rFonts w:ascii="Times New Roman" w:hAnsi="Times New Roman" w:eastAsia="標楷體"/>
                 <w:b w:val="0"/>
-                <w:sz w:val="21"/>
+                <w:sz w:val="18"/>
               </w:rPr>
-              <w:t>門檻與潛變參數（定準依據＋物理意義欄）</w:t>
+              <w:t>門檻、本構、BPM 率定與 QA</w:t>
             </w:r>
           </w:p>
         </w:tc>
         <w:tc>
           <w:tcPr>
-            <w:tcW w:type="dxa" w:w="2880"/>
+            <w:tcW w:type="dxa" w:w="5202"/>
+            <w:vAlign w:val="center"/>
+            <w:tcMar>
+              <w:top w:w="80" w:type="dxa"/>
+              <w:start w:w="100" w:type="dxa"/>
+              <w:bottom w:w="80" w:type="dxa"/>
+              <w:end w:w="100" w:type="dxa"/>
+            </w:tcMar>
           </w:tcPr>
           <w:p>
             <w:r/>
@@ -1109,17 +1984,27 @@
               <w:rPr>
                 <w:rFonts w:ascii="Times New Roman" w:hAnsi="Times New Roman" w:eastAsia="標楷體"/>
                 <w:b w:val="0"/>
-                <w:sz w:val="21"/>
+                <w:sz w:val="18"/>
               </w:rPr>
-              <w:t>回應門檻依據問</w:t>
+              <w:t>目標值、模擬值、誤差、試件、破壞型態、起裂與聚類門檻</w:t>
             </w:r>
           </w:p>
         </w:tc>
       </w:tr>
       <w:tr>
+        <w:trPr>
+          <w:cantSplit/>
+        </w:trPr>
         <w:tc>
           <w:tcPr>
-            <w:tcW w:type="dxa" w:w="2880"/>
+            <w:tcW w:type="dxa" w:w="855"/>
+            <w:vAlign w:val="center"/>
+            <w:tcMar>
+              <w:top w:w="80" w:type="dxa"/>
+              <w:start w:w="100" w:type="dxa"/>
+              <w:bottom w:w="80" w:type="dxa"/>
+              <w:end w:w="100" w:type="dxa"/>
+            </w:tcMar>
           </w:tcPr>
           <w:p>
             <w:r/>
@@ -1128,7 +2013,7 @@
                 <w:rFonts w:ascii="Times New Roman" w:hAnsi="Times New Roman" w:eastAsia="標楷體"/>
                 <w:b w:val="0"/>
                 <w:color w:val="008040"/>
-                <w:sz w:val="21"/>
+                <w:sz w:val="18"/>
               </w:rPr>
               <w:t>表4</w:t>
             </w:r>
@@ -1136,7 +2021,14 @@
         </w:tc>
         <w:tc>
           <w:tcPr>
-            <w:tcW w:type="dxa" w:w="2880"/>
+            <w:tcW w:type="dxa" w:w="3491"/>
+            <w:vAlign w:val="center"/>
+            <w:tcMar>
+              <w:top w:w="80" w:type="dxa"/>
+              <w:start w:w="100" w:type="dxa"/>
+              <w:bottom w:w="80" w:type="dxa"/>
+              <w:end w:w="100" w:type="dxa"/>
+            </w:tcMar>
           </w:tcPr>
           <w:p>
             <w:r/>
@@ -1144,15 +2036,22 @@
               <w:rPr>
                 <w:rFonts w:ascii="Times New Roman" w:hAnsi="Times New Roman" w:eastAsia="標楷體"/>
                 <w:b w:val="0"/>
-                <w:sz w:val="21"/>
+                <w:sz w:val="18"/>
               </w:rPr>
-              <w:t>現地調查監測資料彙整</w:t>
+              <w:t>現地證據與情境輸入矩陣</w:t>
             </w:r>
           </w:p>
         </w:tc>
         <w:tc>
           <w:tcPr>
-            <w:tcW w:type="dxa" w:w="2880"/>
+            <w:tcW w:type="dxa" w:w="5202"/>
+            <w:vAlign w:val="center"/>
+            <w:tcMar>
+              <w:top w:w="80" w:type="dxa"/>
+              <w:start w:w="100" w:type="dxa"/>
+              <w:bottom w:w="80" w:type="dxa"/>
+              <w:end w:w="100" w:type="dxa"/>
+            </w:tcMar>
           </w:tcPr>
           <w:p>
             <w:r/>
@@ -1160,17 +2059,27 @@
               <w:rPr>
                 <w:rFonts w:ascii="Times New Roman" w:hAnsi="Times New Roman" w:eastAsia="標楷體"/>
                 <w:b w:val="0"/>
-                <w:sz w:val="21"/>
+                <w:sz w:val="18"/>
               </w:rPr>
-              <w:t>案例可信度（賣點 1 的證據表）</w:t>
+              <w:t>observation／inference／scenario input 分欄，避免證據層級混寫</w:t>
             </w:r>
           </w:p>
         </w:tc>
       </w:tr>
       <w:tr>
+        <w:trPr>
+          <w:cantSplit/>
+        </w:trPr>
         <w:tc>
           <w:tcPr>
-            <w:tcW w:type="dxa" w:w="2880"/>
+            <w:tcW w:type="dxa" w:w="855"/>
+            <w:vAlign w:val="center"/>
+            <w:tcMar>
+              <w:top w:w="80" w:type="dxa"/>
+              <w:start w:w="100" w:type="dxa"/>
+              <w:bottom w:w="80" w:type="dxa"/>
+              <w:end w:w="100" w:type="dxa"/>
+            </w:tcMar>
           </w:tcPr>
           <w:p>
             <w:r/>
@@ -1179,7 +2088,7 @@
                 <w:rFonts w:ascii="Times New Roman" w:hAnsi="Times New Roman" w:eastAsia="標楷體"/>
                 <w:b w:val="0"/>
                 <w:color w:val="008040"/>
-                <w:sz w:val="21"/>
+                <w:sz w:val="18"/>
               </w:rPr>
               <w:t>表5</w:t>
             </w:r>
@@ -1187,7 +2096,14 @@
         </w:tc>
         <w:tc>
           <w:tcPr>
-            <w:tcW w:type="dxa" w:w="2880"/>
+            <w:tcW w:type="dxa" w:w="3491"/>
+            <w:vAlign w:val="center"/>
+            <w:tcMar>
+              <w:top w:w="80" w:type="dxa"/>
+              <w:start w:w="100" w:type="dxa"/>
+              <w:bottom w:w="80" w:type="dxa"/>
+              <w:end w:w="100" w:type="dxa"/>
+            </w:tcMar>
           </w:tcPr>
           <w:p>
             <w:r/>
@@ -1195,15 +2111,22 @@
               <w:rPr>
                 <w:rFonts w:ascii="Times New Roman" w:hAnsi="Times New Roman" w:eastAsia="標楷體"/>
                 <w:b w:val="0"/>
-                <w:sz w:val="21"/>
+                <w:sz w:val="18"/>
               </w:rPr>
-              <w:t>單向 vs 雙向逐階段對照＋QA gates 摘要</w:t>
+              <w:t>05、L0、T5 與敏感度對照</w:t>
             </w:r>
           </w:p>
         </w:tc>
         <w:tc>
           <w:tcPr>
-            <w:tcW w:type="dxa" w:w="2880"/>
+            <w:tcW w:type="dxa" w:w="5202"/>
+            <w:vAlign w:val="center"/>
+            <w:tcMar>
+              <w:top w:w="80" w:type="dxa"/>
+              <w:start w:w="100" w:type="dxa"/>
+              <w:bottom w:w="80" w:type="dxa"/>
+              <w:end w:w="100" w:type="dxa"/>
+            </w:tcMar>
           </w:tcPr>
           <w:p>
             <w:r/>
@@ -1211,9 +2134,9 @@
               <w:rPr>
                 <w:rFonts w:ascii="Times New Roman" w:hAnsi="Times New Roman" w:eastAsia="標楷體"/>
                 <w:b w:val="0"/>
-                <w:sz w:val="21"/>
+                <w:sz w:val="18"/>
               </w:rPr>
-              <w:t>討論章</w:t>
+              <w:t>相同時間離散、位移、反力、D、斷鍵、分類、QA；L0 未完成前不定版</w:t>
             </w:r>
           </w:p>
         </w:tc>
@@ -1235,12 +2158,12 @@
           <w:b w:val="0"/>
           <w:sz w:val="24"/>
         </w:rPr>
-        <w:t>圖4 系譜面板採不採？15 圖／5 表確認？</w:t>
+        <w:t>先確認 12 張核心圖是否足以講完 05；06 三圖待控制組完成後再決定是否進主文。</w:t>
       </w:r>
     </w:p>
     <w:sectPr>
       <w:pgSz w:w="12240" w:h="15840"/>
-      <w:pgMar w:top="1440" w:right="1800" w:bottom="1440" w:left="1800" w:header="720" w:footer="720" w:gutter="0"/>
+      <w:pgMar w:top="1224" w:right="1296" w:bottom="1224" w:left="1296" w:header="720" w:footer="720" w:gutter="0"/>
       <w:cols w:space="720"/>
       <w:docGrid w:linePitch="360"/>
     </w:sectPr>
@@ -1611,6 +2534,9 @@
     <w:name w:val="Normal"/>
     <w:qFormat/>
     <w:rsid w:val="00FC693F"/>
+    <w:pPr>
+      <w:spacing w:after="120" w:line="283" w:lineRule="auto"/>
+    </w:pPr>
     <w:rPr>
       <w:rFonts w:ascii="Times New Roman" w:hAnsi="Times New Roman" w:eastAsia="標楷體"/>
       <w:sz w:val="24"/>
@@ -1671,15 +2597,15 @@
     <w:pPr>
       <w:keepNext/>
       <w:keepLines/>
-      <w:spacing w:before="480" w:after="0"/>
+      <w:spacing w:before="200" w:after="100"/>
       <w:outlineLvl w:val="0"/>
     </w:pPr>
     <w:rPr>
-      <w:rFonts w:asciiTheme="majorHAnsi" w:eastAsiaTheme="majorEastAsia" w:hAnsiTheme="majorHAnsi" w:cstheme="majorBidi"/>
+      <w:rFonts w:asciiTheme="majorHAnsi" w:eastAsiaTheme="majorEastAsia" w:hAnsiTheme="majorHAnsi" w:cstheme="majorBidi" w:ascii="Times New Roman" w:hAnsi="Times New Roman" w:eastAsia="標楷體"/>
       <w:b/>
       <w:bCs/>
-      <w:color w:val="365F91" w:themeColor="accent1" w:themeShade="BF"/>
-      <w:sz w:val="28"/>
+      <w:color w:val="000000"/>
+      <w:sz w:val="32"/>
       <w:szCs w:val="28"/>
     </w:rPr>
   </w:style>
@@ -1695,15 +2621,15 @@
     <w:pPr>
       <w:keepNext/>
       <w:keepLines/>
-      <w:spacing w:before="200" w:after="0"/>
+      <w:spacing w:before="160" w:after="100"/>
       <w:outlineLvl w:val="1"/>
     </w:pPr>
     <w:rPr>
-      <w:rFonts w:asciiTheme="majorHAnsi" w:eastAsiaTheme="majorEastAsia" w:hAnsiTheme="majorHAnsi" w:cstheme="majorBidi"/>
+      <w:rFonts w:asciiTheme="majorHAnsi" w:eastAsiaTheme="majorEastAsia" w:hAnsiTheme="majorHAnsi" w:cstheme="majorBidi" w:ascii="Times New Roman" w:hAnsi="Times New Roman" w:eastAsia="標楷體"/>
       <w:b/>
       <w:bCs/>
-      <w:color w:val="4F81BD" w:themeColor="accent1"/>
-      <w:sz w:val="26"/>
+      <w:color w:val="000000"/>
+      <w:sz w:val="28"/>
       <w:szCs w:val="26"/>
     </w:rPr>
   </w:style>
@@ -2142,8 +3068,13 @@
       <w:numPr>
         <w:numId w:val="1"/>
       </w:numPr>
+      <w:spacing w:after="60"/>
       <w:contextualSpacing/>
     </w:pPr>
+    <w:rPr>
+      <w:rFonts w:ascii="Times New Roman" w:hAnsi="Times New Roman" w:eastAsia="標楷體"/>
+      <w:sz w:val="22"/>
+    </w:rPr>
   </w:style>
   <w:style w:type="paragraph" w:styleId="ListBullet2">
     <w:name w:val="List Bullet 2"/>
@@ -2181,8 +3112,13 @@
       <w:numPr>
         <w:numId w:val="5"/>
       </w:numPr>
+      <w:spacing w:after="60"/>
       <w:contextualSpacing/>
     </w:pPr>
+    <w:rPr>
+      <w:rFonts w:ascii="Times New Roman" w:hAnsi="Times New Roman" w:eastAsia="標楷體"/>
+      <w:sz w:val="22"/>
+    </w:rPr>
   </w:style>
   <w:style w:type="paragraph" w:styleId="ListNumber2">
     <w:name w:val="List Number 2"/>
